--- a/docs/前期材料/附件5：本科毕业设计（论文）开题报告（张吉鹏）.docx
+++ b/docs/前期材料/附件5：本科毕业设计（论文）开题报告（张吉鹏）.docx
@@ -23,7 +23,7 @@
                 <w:p>
                   <w:pPr>
                     <w:rPr>
-                      <w:rFonts w:ascii="仿宋_GB2312" w:eastAsia="仿宋_GB2312" w:hAnsi="宋体" w:cs="宋体"/>
+                      <w:rFonts w:ascii="仿宋_GB2312" w:eastAsia="仿宋_GB2312" w:hAnsi="宋体" w:cs="宋体" w:hint="eastAsia"/>
                       <w:b/>
                       <w:bCs/>
                       <w:sz w:val="32"/>
@@ -79,7 +79,7 @@
             <v:path o:extrusionok="f" gradientshapeok="t" o:connecttype="rect"/>
             <o:lock v:ext="edit" aspectratio="t"/>
           </v:shapetype>
-          <v:shape id="图片 1" o:spid="_x0000_i1025" type="#_x0000_t75" style="width:46.15pt;height:46.15pt;mso-position-horizontal-relative:page;mso-position-vertical-relative:page">
+          <v:shape id="图片 1" o:spid="_x0000_i1025" type="#_x0000_t75" style="width:46pt;height:46pt;mso-position-horizontal-relative:page;mso-position-vertical-relative:page">
             <v:imagedata r:id="rId7" o:title="中德应大-标"/>
           </v:shape>
         </w:pict>
@@ -97,7 +97,7 @@
           <w:sz w:val="52"/>
         </w:rPr>
         <w:pict w14:anchorId="6C827483">
-          <v:shape id="图片 2" o:spid="_x0000_i1026" type="#_x0000_t75" alt="应大文字-中英" style="width:293.65pt;height:46.15pt;mso-position-horizontal-relative:page;mso-position-vertical-relative:page">
+          <v:shape id="图片 2" o:spid="_x0000_i1026" type="#_x0000_t75" alt="应大文字-中英" style="width:294pt;height:46pt;mso-position-horizontal-relative:page;mso-position-vertical-relative:page">
             <v:fill o:detectmouseclick="t"/>
             <v:imagedata r:id="rId8" o:title="应大文字-中英"/>
           </v:shape>
@@ -108,7 +108,7 @@
       <w:pPr>
         <w:pStyle w:val="a3"/>
         <w:rPr>
-          <w:rFonts w:ascii="黑体" w:eastAsia="黑体" w:hAnsi="宋体"/>
+          <w:rFonts w:ascii="黑体" w:eastAsia="黑体" w:hAnsi="宋体" w:hint="eastAsia"/>
           <w:spacing w:val="-16"/>
           <w:sz w:val="48"/>
           <w:szCs w:val="48"/>
@@ -119,23 +119,13 @@
       <w:pPr>
         <w:pStyle w:val="a3"/>
         <w:rPr>
-          <w:rFonts w:ascii="黑体" w:eastAsia="黑体" w:hAnsi="宋体"/>
-          <w:b/>
-          <w:spacing w:val="-16"/>
-          <w:sz w:val="48"/>
-          <w:szCs w:val="48"/>
-        </w:rPr>
-      </w:pPr>
-      <w:r>
-        <w:rPr>
           <w:rFonts w:ascii="黑体" w:eastAsia="黑体" w:hAnsi="宋体" w:hint="eastAsia"/>
           <w:b/>
           <w:spacing w:val="-16"/>
           <w:sz w:val="48"/>
           <w:szCs w:val="48"/>
         </w:rPr>
-        <w:t>本科生毕业设计（</w:t>
-      </w:r>
+      </w:pPr>
       <w:r>
         <w:rPr>
           <w:rFonts w:ascii="黑体" w:eastAsia="黑体" w:hAnsi="宋体" w:hint="eastAsia"/>
@@ -144,7 +134,7 @@
           <w:sz w:val="48"/>
           <w:szCs w:val="48"/>
         </w:rPr>
-        <w:t>论文</w:t>
+        <w:t>本科生毕业设计（</w:t>
       </w:r>
       <w:r>
         <w:rPr>
@@ -154,6 +144,16 @@
           <w:sz w:val="48"/>
           <w:szCs w:val="48"/>
         </w:rPr>
+        <w:t>论文</w:t>
+      </w:r>
+      <w:r>
+        <w:rPr>
+          <w:rFonts w:ascii="黑体" w:eastAsia="黑体" w:hAnsi="宋体" w:hint="eastAsia"/>
+          <w:b/>
+          <w:spacing w:val="-16"/>
+          <w:sz w:val="48"/>
+          <w:szCs w:val="48"/>
+        </w:rPr>
         <w:t>）开题报告</w:t>
       </w:r>
     </w:p>
@@ -162,7 +162,7 @@
         <w:spacing w:line="360" w:lineRule="auto"/>
         <w:jc w:val="center"/>
         <w:rPr>
-          <w:rFonts w:ascii="宋体" w:hAnsi="宋体"/>
+          <w:rFonts w:ascii="宋体" w:hAnsi="宋体" w:hint="eastAsia"/>
           <w:sz w:val="48"/>
           <w:szCs w:val="48"/>
         </w:rPr>
@@ -173,7 +173,7 @@
         <w:spacing w:line="360" w:lineRule="auto"/>
         <w:jc w:val="center"/>
         <w:rPr>
-          <w:rFonts w:ascii="宋体" w:hAnsi="宋体"/>
+          <w:rFonts w:ascii="宋体" w:hAnsi="宋体" w:hint="eastAsia"/>
           <w:sz w:val="48"/>
           <w:szCs w:val="48"/>
         </w:rPr>
@@ -185,7 +185,7 @@
         <w:ind w:firstLineChars="200" w:firstLine="800"/>
         <w:jc w:val="center"/>
         <w:rPr>
-          <w:rFonts w:ascii="宋体" w:hAnsi="宋体"/>
+          <w:rFonts w:ascii="宋体" w:hAnsi="宋体" w:hint="eastAsia"/>
           <w:sz w:val="56"/>
           <w:szCs w:val="48"/>
         </w:rPr>
@@ -241,7 +241,7 @@
         <w:spacing w:line="720" w:lineRule="exact"/>
         <w:ind w:firstLineChars="300" w:firstLine="900"/>
         <w:rPr>
-          <w:rFonts w:ascii="宋体" w:hAnsi="宋体"/>
+          <w:rFonts w:ascii="宋体" w:hAnsi="宋体" w:hint="eastAsia"/>
           <w:bCs/>
           <w:sz w:val="30"/>
           <w:szCs w:val="30"/>
@@ -253,7 +253,7 @@
         <w:spacing w:line="720" w:lineRule="exact"/>
         <w:ind w:firstLineChars="300" w:firstLine="900"/>
         <w:rPr>
-          <w:rFonts w:ascii="宋体" w:hAnsi="宋体"/>
+          <w:rFonts w:ascii="宋体" w:hAnsi="宋体" w:hint="eastAsia"/>
           <w:bCs/>
           <w:sz w:val="30"/>
           <w:szCs w:val="30"/>
@@ -265,7 +265,7 @@
         <w:spacing w:line="720" w:lineRule="exact"/>
         <w:ind w:firstLineChars="300" w:firstLine="900"/>
         <w:rPr>
-          <w:rFonts w:ascii="宋体" w:hAnsi="宋体"/>
+          <w:rFonts w:ascii="宋体" w:hAnsi="宋体" w:hint="eastAsia"/>
           <w:bCs/>
           <w:sz w:val="30"/>
           <w:szCs w:val="30"/>
@@ -277,7 +277,7 @@
         <w:spacing w:line="720" w:lineRule="exact"/>
         <w:ind w:firstLineChars="300" w:firstLine="900"/>
         <w:rPr>
-          <w:rFonts w:ascii="宋体" w:hAnsi="宋体"/>
+          <w:rFonts w:ascii="宋体" w:hAnsi="宋体" w:hint="eastAsia"/>
           <w:sz w:val="30"/>
           <w:szCs w:val="30"/>
           <w:u w:val="single"/>
@@ -325,7 +325,7 @@
         <w:spacing w:line="720" w:lineRule="exact"/>
         <w:ind w:firstLineChars="300" w:firstLine="900"/>
         <w:rPr>
-          <w:rFonts w:ascii="宋体" w:hAnsi="宋体"/>
+          <w:rFonts w:ascii="宋体" w:hAnsi="宋体" w:hint="eastAsia"/>
           <w:sz w:val="30"/>
           <w:szCs w:val="30"/>
           <w:u w:val="single"/>
@@ -403,7 +403,7 @@
         <w:spacing w:line="720" w:lineRule="exact"/>
         <w:ind w:firstLineChars="300" w:firstLine="900"/>
         <w:rPr>
-          <w:rFonts w:ascii="宋体" w:hAnsi="宋体"/>
+          <w:rFonts w:ascii="宋体" w:hAnsi="宋体" w:hint="eastAsia"/>
           <w:sz w:val="30"/>
           <w:szCs w:val="30"/>
           <w:u w:val="single"/>
@@ -499,7 +499,7 @@
         <w:spacing w:line="720" w:lineRule="exact"/>
         <w:ind w:firstLineChars="300" w:firstLine="900"/>
         <w:rPr>
-          <w:rFonts w:ascii="宋体" w:hAnsi="宋体"/>
+          <w:rFonts w:ascii="宋体" w:hAnsi="宋体" w:hint="eastAsia"/>
           <w:sz w:val="30"/>
           <w:szCs w:val="30"/>
           <w:u w:val="single"/>
@@ -583,7 +583,7 @@
         <w:spacing w:line="720" w:lineRule="exact"/>
         <w:ind w:firstLineChars="300" w:firstLine="900"/>
         <w:rPr>
-          <w:rFonts w:ascii="宋体" w:hAnsi="宋体"/>
+          <w:rFonts w:ascii="宋体" w:hAnsi="宋体" w:hint="eastAsia"/>
           <w:sz w:val="30"/>
           <w:szCs w:val="30"/>
           <w:u w:val="single"/>
@@ -633,7 +633,7 @@
         <w:spacing w:line="720" w:lineRule="exact"/>
         <w:ind w:firstLineChars="300" w:firstLine="900"/>
         <w:rPr>
-          <w:rFonts w:ascii="宋体" w:hAnsi="宋体"/>
+          <w:rFonts w:ascii="宋体" w:hAnsi="宋体" w:hint="eastAsia"/>
           <w:sz w:val="30"/>
           <w:szCs w:val="30"/>
           <w:u w:val="single"/>
@@ -701,7 +701,7 @@
       <w:pPr>
         <w:jc w:val="center"/>
         <w:rPr>
-          <w:rFonts w:ascii="宋体" w:hAnsi="宋体"/>
+          <w:rFonts w:ascii="宋体" w:hAnsi="宋体" w:hint="eastAsia"/>
           <w:sz w:val="30"/>
           <w:szCs w:val="30"/>
         </w:rPr>
@@ -711,7 +711,7 @@
       <w:pPr>
         <w:jc w:val="center"/>
         <w:rPr>
-          <w:rFonts w:ascii="宋体" w:hAnsi="宋体"/>
+          <w:rFonts w:ascii="宋体" w:hAnsi="宋体" w:hint="eastAsia"/>
           <w:sz w:val="30"/>
           <w:szCs w:val="30"/>
         </w:rPr>
@@ -806,7 +806,7 @@
               <w:spacing w:line="400" w:lineRule="exact"/>
               <w:ind w:rightChars="151" w:right="317"/>
               <w:rPr>
-                <w:rFonts w:ascii="宋体" w:hAnsi="宋体"/>
+                <w:rFonts w:ascii="宋体" w:hAnsi="宋体" w:hint="eastAsia"/>
                 <w:b/>
                 <w:bCs/>
                 <w:sz w:val="24"/>
@@ -828,20 +828,656 @@
               <w:spacing w:line="400" w:lineRule="exact"/>
               <w:ind w:rightChars="151" w:right="317"/>
               <w:rPr>
+                <w:rFonts w:ascii="宋体" w:hAnsi="宋体" w:hint="eastAsia"/>
+                <w:b/>
+                <w:bCs/>
+                <w:sz w:val="24"/>
+              </w:rPr>
+            </w:pPr>
+            <w:r>
+              <w:rPr>
+                <w:rFonts w:ascii="宋体" w:hAnsi="宋体" w:hint="eastAsia"/>
+                <w:b/>
+                <w:bCs/>
+                <w:sz w:val="24"/>
+              </w:rPr>
+              <w:t>（课题的目的意义、与本课题有关的国内外研究（应用）情况及发展趋势、课题主要研究内容、参考文献等）</w:t>
+            </w:r>
+          </w:p>
+          <w:p>
+            <w:pPr>
+              <w:spacing w:line="400" w:lineRule="exact"/>
+              <w:ind w:rightChars="151" w:right="317" w:firstLineChars="200" w:firstLine="482"/>
+              <w:rPr>
+                <w:rFonts w:ascii="宋体" w:hAnsi="宋体" w:hint="eastAsia"/>
+                <w:b/>
+                <w:bCs/>
+                <w:sz w:val="24"/>
+              </w:rPr>
+            </w:pPr>
+            <w:r>
+              <w:rPr>
+                <w:rFonts w:ascii="宋体" w:hAnsi="宋体" w:hint="eastAsia"/>
+                <w:b/>
+                <w:bCs/>
+                <w:sz w:val="24"/>
+              </w:rPr>
+              <w:t>1. 课题的目的意义</w:t>
+            </w:r>
+          </w:p>
+          <w:p>
+            <w:pPr>
+              <w:spacing w:line="400" w:lineRule="exact"/>
+              <w:ind w:rightChars="151" w:right="317" w:firstLineChars="200" w:firstLine="480"/>
+              <w:rPr>
+                <w:rFonts w:ascii="宋体" w:hAnsi="宋体" w:hint="eastAsia"/>
+                <w:sz w:val="24"/>
+              </w:rPr>
+            </w:pPr>
+            <w:r>
+              <w:rPr>
+                <w:rFonts w:ascii="宋体" w:hAnsi="宋体" w:hint="eastAsia"/>
+                <w:sz w:val="24"/>
+              </w:rPr>
+              <w:t>随着人工智能和计算机视觉技术的快速发展，人脸表情识别作为情感计算领域的重要研究方向，已经广泛应用于智能安防、人机交互、在线教育评估、心理健康监测等多个场景</w:t>
+            </w:r>
+            <w:r>
+              <w:rPr>
+                <w:rFonts w:ascii="宋体" w:hAnsi="宋体" w:hint="eastAsia"/>
+                <w:sz w:val="24"/>
+                <w:vertAlign w:val="superscript"/>
+              </w:rPr>
+              <w:t>[1</w:t>
+            </w:r>
+            <w:r>
+              <w:rPr>
+                <w:rFonts w:ascii="宋体" w:hAnsi="宋体" w:hint="eastAsia"/>
+                <w:sz w:val="24"/>
+                <w:vertAlign w:val="superscript"/>
+              </w:rPr>
+              <w:t>~</w:t>
+            </w:r>
+            <w:r>
+              <w:rPr>
+                <w:rFonts w:ascii="宋体" w:hAnsi="宋体" w:hint="eastAsia"/>
+                <w:sz w:val="24"/>
+                <w:vertAlign w:val="superscript"/>
+              </w:rPr>
+              <w:t>2]</w:t>
+            </w:r>
+            <w:r>
+              <w:rPr>
+                <w:rFonts w:ascii="宋体" w:hAnsi="宋体" w:hint="eastAsia"/>
+                <w:sz w:val="24"/>
+              </w:rPr>
+              <w:t>。表情是人类最直接的情绪表达方式之一，如果智能系统能够准确识别人类表情并做出合理响应，将显著提升交互的自然性与用户体验，对于构建“具备情绪感知能力”的智能系统具有重要意义</w:t>
+            </w:r>
+            <w:r>
+              <w:rPr>
+                <w:rFonts w:ascii="宋体" w:hAnsi="宋体" w:hint="eastAsia"/>
+                <w:sz w:val="24"/>
+                <w:vertAlign w:val="superscript"/>
+              </w:rPr>
+              <w:t>[1]</w:t>
+            </w:r>
+            <w:r>
+              <w:rPr>
+                <w:rFonts w:ascii="宋体" w:hAnsi="宋体" w:hint="eastAsia"/>
+                <w:sz w:val="24"/>
+              </w:rPr>
+              <w:t>。</w:t>
+            </w:r>
+          </w:p>
+          <w:p>
+            <w:pPr>
+              <w:spacing w:line="400" w:lineRule="exact"/>
+              <w:ind w:rightChars="151" w:right="317" w:firstLineChars="200" w:firstLine="480"/>
+              <w:rPr>
+                <w:rFonts w:ascii="宋体" w:hAnsi="宋体" w:hint="eastAsia"/>
+                <w:sz w:val="24"/>
+              </w:rPr>
+            </w:pPr>
+            <w:r>
+              <w:rPr>
+                <w:rFonts w:ascii="宋体" w:hAnsi="宋体" w:hint="eastAsia"/>
+                <w:sz w:val="24"/>
+              </w:rPr>
+              <w:t>传统的人脸检测与表情识别方法，如基于Haar特征和LBP算子的算法，在复杂光照、姿态变化、遮挡以及不同人种肤色等条件下鲁棒性较差，难以满足实际应用对高精度与实时性的双重要求。近年来，卷积神经网络（CNN）在图像识别任务中表现出优异的特征提取能力，而MobileNetV3等轻量级网络在保证精度的前提下，大幅降低了模型参数量和计算量，适合部署在资源受限的嵌入式设备上。YuNet作为一种轻量级人脸检测模型，具有毫秒级检测速度和较高的检测精度，为在端侧实现实时人脸检测提供了重要基础</w:t>
+            </w:r>
+            <w:r>
+              <w:rPr>
+                <w:rFonts w:ascii="宋体" w:hAnsi="宋体" w:hint="eastAsia"/>
+                <w:sz w:val="24"/>
+                <w:vertAlign w:val="superscript"/>
+              </w:rPr>
+              <w:t>[</w:t>
+            </w:r>
+            <w:r>
+              <w:rPr>
+                <w:rFonts w:ascii="宋体" w:hAnsi="宋体" w:hint="eastAsia"/>
+                <w:sz w:val="24"/>
+                <w:vertAlign w:val="superscript"/>
+              </w:rPr>
+              <w:t>3~5</w:t>
+            </w:r>
+            <w:r>
+              <w:rPr>
+                <w:rFonts w:ascii="宋体" w:hAnsi="宋体" w:hint="eastAsia"/>
+                <w:sz w:val="24"/>
+                <w:vertAlign w:val="superscript"/>
+              </w:rPr>
+              <w:t>]</w:t>
+            </w:r>
+            <w:r>
+              <w:rPr>
+                <w:rFonts w:ascii="宋体" w:hAnsi="宋体" w:hint="eastAsia"/>
+                <w:sz w:val="24"/>
+              </w:rPr>
+              <w:t>。</w:t>
+            </w:r>
+          </w:p>
+          <w:p>
+            <w:pPr>
+              <w:spacing w:line="400" w:lineRule="exact"/>
+              <w:ind w:rightChars="151" w:right="317" w:firstLineChars="200" w:firstLine="480"/>
+              <w:rPr>
+                <w:rFonts w:ascii="宋体" w:hAnsi="宋体" w:hint="eastAsia"/>
+                <w:sz w:val="24"/>
+              </w:rPr>
+            </w:pPr>
+            <w:r>
+              <w:rPr>
+                <w:rFonts w:ascii="宋体" w:hAnsi="宋体" w:hint="eastAsia"/>
+                <w:sz w:val="24"/>
+              </w:rPr>
+              <w:t>本课题拟结合CNN（以MobileNetV3为主干网络）与YuNet轻量级人脸检测模型，构建一套可在PC和树莓派平台上运行的实时人脸表情识别系统。系统以FER2013数据集为主要训练与测试数据，通过模型结构设计、训练策略优化及部署方案设计，实现对多类基本表情的实时识别</w:t>
+            </w:r>
+            <w:r>
+              <w:rPr>
+                <w:rFonts w:ascii="宋体" w:hAnsi="宋体" w:hint="eastAsia"/>
+                <w:sz w:val="24"/>
+                <w:vertAlign w:val="superscript"/>
+              </w:rPr>
+              <w:t>[2</w:t>
+            </w:r>
+            <w:r>
+              <w:rPr>
+                <w:rFonts w:ascii="宋体" w:hAnsi="宋体" w:hint="eastAsia"/>
+                <w:sz w:val="24"/>
+                <w:vertAlign w:val="superscript"/>
+              </w:rPr>
+              <w:t>~</w:t>
+            </w:r>
+            <w:r>
+              <w:rPr>
+                <w:rFonts w:ascii="宋体" w:hAnsi="宋体" w:hint="eastAsia"/>
+                <w:sz w:val="24"/>
+                <w:vertAlign w:val="superscript"/>
+              </w:rPr>
+              <w:t>3]</w:t>
+            </w:r>
+            <w:r>
+              <w:rPr>
+                <w:rFonts w:ascii="宋体" w:hAnsi="宋体" w:hint="eastAsia"/>
+                <w:sz w:val="24"/>
+              </w:rPr>
+              <w:t>。课题的研究有助于：</w:t>
+            </w:r>
+          </w:p>
+          <w:p>
+            <w:pPr>
+              <w:spacing w:line="400" w:lineRule="exact"/>
+              <w:ind w:rightChars="151" w:right="317" w:firstLineChars="200" w:firstLine="480"/>
+              <w:rPr>
+                <w:rFonts w:ascii="宋体" w:hAnsi="宋体" w:hint="eastAsia"/>
+                <w:sz w:val="24"/>
+              </w:rPr>
+            </w:pPr>
+            <w:r>
+              <w:rPr>
+                <w:rFonts w:ascii="宋体" w:hAnsi="宋体" w:hint="eastAsia"/>
+                <w:sz w:val="24"/>
+              </w:rPr>
+              <w:t>1. 探索轻量级深度学习模型在表情识别中的应用，提高在嵌入式平台上的实时性与可部署性；</w:t>
+            </w:r>
+          </w:p>
+          <w:p>
+            <w:pPr>
+              <w:spacing w:line="400" w:lineRule="exact"/>
+              <w:ind w:rightChars="151" w:right="317" w:firstLineChars="200" w:firstLine="480"/>
+              <w:rPr>
+                <w:rFonts w:ascii="宋体" w:hAnsi="宋体" w:hint="eastAsia"/>
+                <w:sz w:val="24"/>
+              </w:rPr>
+            </w:pPr>
+            <w:r>
+              <w:rPr>
+                <w:rFonts w:ascii="宋体" w:hAnsi="宋体" w:hint="eastAsia"/>
+                <w:sz w:val="24"/>
+              </w:rPr>
+              <w:t>2. 为教育评估、智能客服、辅助心理健康监测等场景提供技术支撑，具有一定的工程应用价值和社会价值；</w:t>
+            </w:r>
+          </w:p>
+          <w:p>
+            <w:pPr>
+              <w:spacing w:line="400" w:lineRule="exact"/>
+              <w:ind w:rightChars="151" w:right="317" w:firstLineChars="200" w:firstLine="480"/>
+              <w:rPr>
+                <w:rFonts w:ascii="宋体" w:hAnsi="宋体" w:hint="eastAsia"/>
+                <w:sz w:val="24"/>
+              </w:rPr>
+            </w:pPr>
+            <w:r>
+              <w:rPr>
+                <w:rFonts w:ascii="宋体" w:hAnsi="宋体" w:hint="eastAsia"/>
+                <w:sz w:val="24"/>
+              </w:rPr>
+              <w:t>3. 综合运用自动控制理论、图像处理、深度学习与嵌入式系统设计等多学科知识，提升学生的工程实践能力和综合设计能力。</w:t>
+            </w:r>
+          </w:p>
+          <w:p>
+            <w:pPr>
+              <w:spacing w:line="400" w:lineRule="exact"/>
+              <w:ind w:rightChars="151" w:right="317" w:firstLineChars="200" w:firstLine="480"/>
+              <w:rPr>
+                <w:rFonts w:ascii="宋体" w:hAnsi="宋体" w:hint="eastAsia"/>
+                <w:sz w:val="24"/>
+              </w:rPr>
+            </w:pPr>
+            <w:r>
+              <w:rPr>
+                <w:rFonts w:ascii="宋体" w:hAnsi="宋体" w:hint="eastAsia"/>
+                <w:sz w:val="24"/>
+              </w:rPr>
+              <w:t>综上，本课题具有明确的理论意义和实际应用价值，符合当前人工智能与智能制造发展的总体趋势。</w:t>
+            </w:r>
+          </w:p>
+          <w:p>
+            <w:pPr>
+              <w:spacing w:line="400" w:lineRule="exact"/>
+              <w:ind w:rightChars="151" w:right="317" w:firstLineChars="200" w:firstLine="482"/>
+              <w:rPr>
+                <w:rFonts w:ascii="宋体" w:hAnsi="宋体" w:hint="eastAsia"/>
+                <w:b/>
+                <w:bCs/>
+                <w:sz w:val="24"/>
+              </w:rPr>
+            </w:pPr>
+            <w:r>
+              <w:rPr>
+                <w:rFonts w:ascii="宋体" w:hAnsi="宋体" w:hint="eastAsia"/>
+                <w:b/>
+                <w:bCs/>
+                <w:sz w:val="24"/>
+              </w:rPr>
+              <w:t>2. 国内外研究（应用）情况及发展趋势</w:t>
+            </w:r>
+          </w:p>
+          <w:p>
+            <w:pPr>
+              <w:spacing w:line="400" w:lineRule="exact"/>
+              <w:ind w:rightChars="151" w:right="317" w:firstLineChars="200" w:firstLine="482"/>
+              <w:rPr>
+                <w:rFonts w:ascii="宋体" w:hAnsi="宋体" w:hint="eastAsia"/>
+                <w:b/>
+                <w:bCs/>
+                <w:sz w:val="24"/>
+              </w:rPr>
+            </w:pPr>
+            <w:r>
+              <w:rPr>
+                <w:rFonts w:ascii="宋体" w:hAnsi="宋体" w:hint="eastAsia"/>
+                <w:b/>
+                <w:bCs/>
+                <w:sz w:val="24"/>
+              </w:rPr>
+              <w:t>2.1 国外研究现状</w:t>
+            </w:r>
+          </w:p>
+          <w:p>
+            <w:pPr>
+              <w:spacing w:line="400" w:lineRule="exact"/>
+              <w:ind w:rightChars="151" w:right="317" w:firstLineChars="200" w:firstLine="480"/>
+              <w:rPr>
+                <w:rFonts w:ascii="宋体" w:hAnsi="宋体" w:hint="eastAsia"/>
+                <w:sz w:val="24"/>
+              </w:rPr>
+            </w:pPr>
+            <w:r>
+              <w:rPr>
+                <w:rFonts w:ascii="宋体" w:hAnsi="宋体" w:hint="eastAsia"/>
+                <w:sz w:val="24"/>
+              </w:rPr>
+              <w:t>在人脸表情识别领域，国外研究起步较早，随着深度学习的发展，学者们普遍采用卷积神经网络替代传统特征提取和分类方法，通过端到端训练显著提升了识别精度</w:t>
+            </w:r>
+            <w:r>
+              <w:rPr>
+                <w:rFonts w:ascii="宋体" w:hAnsi="宋体" w:hint="eastAsia"/>
+                <w:sz w:val="24"/>
+                <w:vertAlign w:val="superscript"/>
+              </w:rPr>
+              <w:t>[10]</w:t>
+            </w:r>
+            <w:r>
+              <w:rPr>
+                <w:rFonts w:ascii="宋体" w:hAnsi="宋体" w:hint="eastAsia"/>
+                <w:sz w:val="24"/>
+              </w:rPr>
+              <w:t>。MobileNetV3 通过网络结构搜索和注意力机制设计，实现了在移动端设备上的高效推理，被广泛用于边缘计算场景中的图像分类与检测任务</w:t>
+            </w:r>
+            <w:r>
+              <w:rPr>
+                <w:rFonts w:ascii="宋体" w:hAnsi="宋体" w:hint="eastAsia"/>
+                <w:sz w:val="24"/>
+                <w:vertAlign w:val="superscript"/>
+              </w:rPr>
+              <w:t>[7]</w:t>
+            </w:r>
+            <w:r>
+              <w:rPr>
+                <w:rFonts w:ascii="宋体" w:hAnsi="宋体" w:hint="eastAsia"/>
+                <w:sz w:val="24"/>
+              </w:rPr>
+              <w:t>。</w:t>
+            </w:r>
+          </w:p>
+          <w:p>
+            <w:pPr>
+              <w:spacing w:line="400" w:lineRule="exact"/>
+              <w:ind w:rightChars="151" w:right="317" w:firstLineChars="200" w:firstLine="480"/>
+              <w:rPr>
+                <w:rFonts w:ascii="宋体" w:hAnsi="宋体" w:hint="eastAsia"/>
+                <w:sz w:val="24"/>
+              </w:rPr>
+            </w:pPr>
+            <w:r>
+              <w:rPr>
+                <w:rFonts w:ascii="宋体" w:hAnsi="宋体" w:hint="eastAsia"/>
+                <w:sz w:val="24"/>
+              </w:rPr>
+              <w:lastRenderedPageBreak/>
+              <w:t>在特征表示方面，ArcFace 提出的加性角度间隔损失函数增强了特征在高维空间中的类内紧凑性与类间分离性，使人脸特征表达更加判别化，对表情识别、身份识别等任务均具有重要借鉴意义</w:t>
+            </w:r>
+            <w:r>
+              <w:rPr>
+                <w:rFonts w:ascii="宋体" w:hAnsi="宋体" w:hint="eastAsia"/>
+                <w:sz w:val="24"/>
+                <w:vertAlign w:val="superscript"/>
+              </w:rPr>
+              <w:t>[8]</w:t>
+            </w:r>
+            <w:r>
+              <w:rPr>
+                <w:rFonts w:ascii="宋体" w:hAnsi="宋体" w:hint="eastAsia"/>
+                <w:sz w:val="24"/>
+              </w:rPr>
+              <w:t>。此外，国外还在视频表情识别、微表情识别和多模态情感分析等方向开展了大量研究，通过时序建模和注意力机制融合，多帧信息提升对细粒度表情变化的捕捉能力</w:t>
+            </w:r>
+            <w:r>
+              <w:rPr>
+                <w:rFonts w:ascii="宋体" w:hAnsi="宋体" w:hint="eastAsia"/>
+                <w:sz w:val="24"/>
+                <w:vertAlign w:val="superscript"/>
+              </w:rPr>
+              <w:t>[6]</w:t>
+            </w:r>
+            <w:r>
+              <w:rPr>
+                <w:rFonts w:ascii="宋体" w:hAnsi="宋体" w:hint="eastAsia"/>
+                <w:sz w:val="24"/>
+              </w:rPr>
+              <w:t>。</w:t>
+            </w:r>
+          </w:p>
+          <w:p>
+            <w:pPr>
+              <w:spacing w:line="400" w:lineRule="exact"/>
+              <w:ind w:rightChars="151" w:right="317" w:firstLineChars="200" w:firstLine="480"/>
+              <w:rPr>
+                <w:rFonts w:ascii="宋体" w:hAnsi="宋体" w:hint="eastAsia"/>
+                <w:sz w:val="24"/>
+              </w:rPr>
+            </w:pPr>
+            <w:r>
+              <w:rPr>
+                <w:rFonts w:ascii="宋体" w:hAnsi="宋体" w:hint="eastAsia"/>
+                <w:sz w:val="24"/>
+              </w:rPr>
+              <w:t>在系统应用方面，国外研究逐渐从高精度离线模型向轻量化、低延迟的在线系统转变，将深度表情识别算法部署在移动终端和嵌入式设备成为重要发展方向</w:t>
+            </w:r>
+            <w:r>
+              <w:rPr>
+                <w:rFonts w:ascii="宋体" w:hAnsi="宋体" w:hint="eastAsia"/>
+                <w:sz w:val="24"/>
+                <w:vertAlign w:val="superscript"/>
+              </w:rPr>
+              <w:t>[7]</w:t>
+            </w:r>
+            <w:r>
+              <w:rPr>
+                <w:rFonts w:ascii="宋体" w:hAnsi="宋体" w:hint="eastAsia"/>
+                <w:sz w:val="24"/>
+              </w:rPr>
+              <w:t>。</w:t>
+            </w:r>
+          </w:p>
+          <w:p>
+            <w:pPr>
+              <w:spacing w:line="400" w:lineRule="exact"/>
+              <w:ind w:rightChars="151" w:right="317" w:firstLineChars="200" w:firstLine="482"/>
+              <w:rPr>
+                <w:rFonts w:ascii="宋体" w:hAnsi="宋体" w:hint="eastAsia"/>
+                <w:b/>
+                <w:bCs/>
+                <w:sz w:val="24"/>
+              </w:rPr>
+            </w:pPr>
+            <w:r>
+              <w:rPr>
+                <w:rFonts w:ascii="宋体" w:hAnsi="宋体" w:hint="eastAsia"/>
+                <w:b/>
+                <w:bCs/>
+                <w:sz w:val="24"/>
+              </w:rPr>
+              <w:t>2.2 国内研究现状</w:t>
+            </w:r>
+          </w:p>
+          <w:p>
+            <w:pPr>
+              <w:spacing w:line="400" w:lineRule="exact"/>
+              <w:ind w:rightChars="151" w:right="317" w:firstLineChars="200" w:firstLine="480"/>
+              <w:rPr>
+                <w:rFonts w:ascii="宋体" w:hAnsi="宋体" w:hint="eastAsia"/>
+                <w:sz w:val="24"/>
+              </w:rPr>
+            </w:pPr>
+            <w:r>
+              <w:rPr>
+                <w:rFonts w:ascii="宋体" w:hAnsi="宋体" w:hint="eastAsia"/>
+                <w:sz w:val="24"/>
+              </w:rPr>
+              <w:t>国内学者在轻量级人脸表情识别方向也开展了诸多研究工作。部分研究通过对网络结构进行裁剪和重参数化，实现模型参数量压缩和运算加速，在保证识别准确率的前提下降低计算复杂度</w:t>
+            </w:r>
+            <w:r>
+              <w:rPr>
+                <w:rFonts w:ascii="宋体" w:hAnsi="宋体" w:hint="eastAsia"/>
+                <w:sz w:val="24"/>
+                <w:vertAlign w:val="superscript"/>
+              </w:rPr>
+              <w:t>[2][3]</w:t>
+            </w:r>
+            <w:r>
+              <w:rPr>
+                <w:rFonts w:ascii="宋体" w:hAnsi="宋体" w:hint="eastAsia"/>
+                <w:sz w:val="24"/>
+              </w:rPr>
+              <w:t>。也有研究基于多尺度卷积结构、注意力机制等方法，增强模型对复杂背景和表情细节的刻画能力，从而提高在实际场景中的鲁棒性</w:t>
+            </w:r>
+            <w:r>
+              <w:rPr>
+                <w:rFonts w:ascii="宋体" w:hAnsi="宋体" w:hint="eastAsia"/>
+                <w:sz w:val="24"/>
+                <w:vertAlign w:val="superscript"/>
+              </w:rPr>
+              <w:t>[5</w:t>
+            </w:r>
+            <w:r>
+              <w:rPr>
+                <w:rFonts w:ascii="宋体" w:hAnsi="宋体" w:hint="eastAsia"/>
+                <w:sz w:val="24"/>
+                <w:vertAlign w:val="superscript"/>
+              </w:rPr>
+              <w:t>~</w:t>
+            </w:r>
+            <w:r>
+              <w:rPr>
+                <w:rFonts w:ascii="宋体" w:hAnsi="宋体" w:hint="eastAsia"/>
+                <w:sz w:val="24"/>
+                <w:vertAlign w:val="superscript"/>
+              </w:rPr>
+              <w:t>6]</w:t>
+            </w:r>
+            <w:r>
+              <w:rPr>
+                <w:rFonts w:ascii="宋体" w:hAnsi="宋体" w:hint="eastAsia"/>
+                <w:sz w:val="24"/>
+              </w:rPr>
+              <w:t>。</w:t>
+            </w:r>
+          </w:p>
+          <w:p>
+            <w:pPr>
+              <w:spacing w:line="400" w:lineRule="exact"/>
+              <w:ind w:rightChars="151" w:right="317" w:firstLineChars="200" w:firstLine="480"/>
+              <w:rPr>
+                <w:rFonts w:ascii="宋体" w:hAnsi="宋体" w:hint="eastAsia"/>
+                <w:sz w:val="24"/>
+              </w:rPr>
+            </w:pPr>
+            <w:r>
+              <w:rPr>
+                <w:rFonts w:ascii="宋体" w:hAnsi="宋体" w:hint="eastAsia"/>
+                <w:sz w:val="24"/>
+              </w:rPr>
+              <w:t>在应用层面，国内研究逐渐结合智慧课堂、在线教育平台和智能客服系统，将表情识别作为情绪评估的重要依据之一，用于分析学生课堂参与度、用户满意度等</w:t>
+            </w:r>
+            <w:r>
+              <w:rPr>
+                <w:rFonts w:ascii="宋体" w:hAnsi="宋体" w:hint="eastAsia"/>
+                <w:sz w:val="24"/>
+                <w:vertAlign w:val="superscript"/>
+              </w:rPr>
+              <w:t>[4]</w:t>
+            </w:r>
+            <w:r>
+              <w:rPr>
+                <w:rFonts w:ascii="宋体" w:hAnsi="宋体" w:hint="eastAsia"/>
+                <w:sz w:val="24"/>
+              </w:rPr>
+              <w:t>。同时，随着硬件平台的发展，将表情识别算法部署在树莓派等嵌入式设备上，构建低成本、体积小、可移动的情感识别终端也成为研究热点之一</w:t>
+            </w:r>
+            <w:r>
+              <w:rPr>
+                <w:rFonts w:ascii="宋体" w:hAnsi="宋体" w:hint="eastAsia"/>
+                <w:sz w:val="24"/>
+                <w:vertAlign w:val="superscript"/>
+              </w:rPr>
+              <w:t>[9]</w:t>
+            </w:r>
+            <w:r>
+              <w:rPr>
+                <w:rFonts w:ascii="宋体" w:hAnsi="宋体" w:hint="eastAsia"/>
+                <w:sz w:val="24"/>
+              </w:rPr>
+              <w:t>。</w:t>
+            </w:r>
+          </w:p>
+          <w:p>
+            <w:pPr>
+              <w:spacing w:line="400" w:lineRule="exact"/>
+              <w:ind w:rightChars="151" w:right="317" w:firstLineChars="200" w:firstLine="480"/>
+              <w:rPr>
+                <w:rFonts w:ascii="宋体" w:hAnsi="宋体" w:hint="eastAsia"/>
+                <w:sz w:val="24"/>
+              </w:rPr>
+            </w:pPr>
+            <w:r>
+              <w:rPr>
+                <w:rFonts w:ascii="宋体" w:hAnsi="宋体" w:hint="eastAsia"/>
+                <w:sz w:val="24"/>
+              </w:rPr>
+              <w:t>总体而言，国内外相关研究已取得大量成果，但在复杂环境下的鲁棒性、端侧部署的实时性以及工程化可落地性方面仍有提升空间。轻量级 CNN 与高效人脸检测模型（如 YuNet）的结合，为进一步提升表情识别系统性能提供了新的技术路径。本课题正是基于此研究背景开展。</w:t>
+            </w:r>
+          </w:p>
+          <w:p>
+            <w:pPr>
+              <w:spacing w:line="400" w:lineRule="exact"/>
+              <w:ind w:rightChars="151" w:right="317" w:firstLineChars="200" w:firstLine="482"/>
+              <w:rPr>
+                <w:rFonts w:ascii="宋体" w:hAnsi="宋体" w:hint="eastAsia"/>
+                <w:b/>
+                <w:bCs/>
+                <w:sz w:val="24"/>
+              </w:rPr>
+            </w:pPr>
+            <w:r>
+              <w:rPr>
+                <w:rFonts w:ascii="宋体" w:hAnsi="宋体" w:hint="eastAsia"/>
+                <w:b/>
+                <w:bCs/>
+                <w:sz w:val="24"/>
+              </w:rPr>
+              <w:t>3. 课题主要研究内容</w:t>
+            </w:r>
+          </w:p>
+          <w:p>
+            <w:pPr>
+              <w:spacing w:line="400" w:lineRule="exact"/>
+              <w:ind w:rightChars="151" w:right="317" w:firstLineChars="200" w:firstLine="480"/>
+              <w:rPr>
+                <w:rFonts w:ascii="宋体" w:hAnsi="宋体" w:hint="eastAsia"/>
+                <w:sz w:val="24"/>
+              </w:rPr>
+            </w:pPr>
+            <w:r>
+              <w:rPr>
+                <w:rFonts w:ascii="宋体" w:hAnsi="宋体" w:hint="eastAsia"/>
+                <w:sz w:val="24"/>
+              </w:rPr>
+              <w:t>结合课题需求与任务书要求，本课题的主要研究内容包括：</w:t>
+            </w:r>
+          </w:p>
+          <w:p>
+            <w:pPr>
+              <w:spacing w:line="400" w:lineRule="exact"/>
+              <w:ind w:rightChars="151" w:right="317" w:firstLineChars="200" w:firstLine="480"/>
+              <w:rPr>
+                <w:rFonts w:ascii="宋体" w:hAnsi="宋体" w:hint="eastAsia"/>
+                <w:sz w:val="24"/>
+              </w:rPr>
+            </w:pPr>
+            <w:r>
+              <w:rPr>
                 <w:rFonts w:ascii="宋体" w:hAnsi="宋体"/>
-                <w:b/>
-                <w:bCs/>
-                <w:sz w:val="24"/>
-              </w:rPr>
-            </w:pPr>
-            <w:r>
-              <w:rPr>
-                <w:rFonts w:ascii="宋体" w:hAnsi="宋体" w:hint="eastAsia"/>
-                <w:b/>
-                <w:bCs/>
-                <w:sz w:val="24"/>
-              </w:rPr>
-              <w:t>（课题的目的意义、与本课题有关的国内外研究（应用）情况及发展趋势、课题主要研究内容、参考文献等）</w:t>
+                <w:sz w:val="24"/>
+              </w:rPr>
+              <w:t>本课题拟设计并实现一套基于CNN与YuNet的人脸表情识别系统，系统采用五层模块化架构，分别为：</w:t>
+            </w:r>
+            <w:r>
+              <w:rPr>
+                <w:rFonts w:ascii="宋体" w:hAnsi="宋体"/>
+                <w:b/>
+                <w:bCs/>
+                <w:sz w:val="24"/>
+              </w:rPr>
+              <w:t>硬件层、数据层、模型训练与伪标签生成层、模型评估与优化层、在线推理与应用层</w:t>
+            </w:r>
+            <w:r>
+              <w:rPr>
+                <w:rFonts w:ascii="宋体" w:hAnsi="宋体"/>
+                <w:sz w:val="24"/>
+              </w:rPr>
+              <w:t>。每一层均承担特定功能，协同完成从数据输入到表情识别结果输出的全流程操作。</w:t>
             </w:r>
           </w:p>
           <w:p>
@@ -849,263 +1485,103 @@
               <w:spacing w:line="400" w:lineRule="exact"/>
               <w:ind w:rightChars="151" w:right="317" w:firstLineChars="200" w:firstLine="482"/>
               <w:rPr>
+                <w:rFonts w:ascii="宋体" w:hAnsi="宋体" w:hint="eastAsia"/>
+                <w:sz w:val="24"/>
+              </w:rPr>
+            </w:pPr>
+            <w:r>
+              <w:rPr>
                 <w:rFonts w:ascii="宋体" w:hAnsi="宋体"/>
                 <w:b/>
                 <w:bCs/>
                 <w:sz w:val="24"/>
               </w:rPr>
-            </w:pPr>
-            <w:r>
-              <w:rPr>
-                <w:rFonts w:ascii="宋体" w:hAnsi="宋体" w:hint="eastAsia"/>
-                <w:b/>
-                <w:bCs/>
-                <w:sz w:val="24"/>
-              </w:rPr>
-              <w:t>1. 课题的目的意义</w:t>
-            </w:r>
-          </w:p>
-          <w:p>
-            <w:pPr>
-              <w:spacing w:line="400" w:lineRule="exact"/>
-              <w:ind w:rightChars="151" w:right="317" w:firstLineChars="200" w:firstLine="480"/>
+              <w:t>硬件层</w:t>
+            </w:r>
+            <w:r>
               <w:rPr>
                 <w:rFonts w:ascii="宋体" w:hAnsi="宋体"/>
                 <w:sz w:val="24"/>
               </w:rPr>
-            </w:pPr>
-            <w:r>
-              <w:rPr>
-                <w:rFonts w:ascii="宋体" w:hAnsi="宋体" w:hint="eastAsia"/>
-                <w:sz w:val="24"/>
-              </w:rPr>
-              <w:t>随着人工智能和计算机视觉技术的快速发展，人脸表情识别作为情感计算领域的重要研究方向，已经广泛应用于智能安防、人机交互、在线教育评估、心理健康监测等多个场景</w:t>
-            </w:r>
-            <w:r>
-              <w:rPr>
-                <w:rFonts w:ascii="宋体" w:hAnsi="宋体" w:hint="eastAsia"/>
-                <w:sz w:val="24"/>
-                <w:vertAlign w:val="superscript"/>
-              </w:rPr>
-              <w:t>[1</w:t>
-            </w:r>
-            <w:r>
-              <w:rPr>
-                <w:rFonts w:ascii="宋体" w:hAnsi="宋体" w:hint="eastAsia"/>
-                <w:sz w:val="24"/>
-                <w:vertAlign w:val="superscript"/>
-              </w:rPr>
-              <w:t>~</w:t>
-            </w:r>
-            <w:r>
-              <w:rPr>
-                <w:rFonts w:ascii="宋体" w:hAnsi="宋体" w:hint="eastAsia"/>
-                <w:sz w:val="24"/>
-                <w:vertAlign w:val="superscript"/>
-              </w:rPr>
-              <w:t>2]</w:t>
-            </w:r>
-            <w:r>
-              <w:rPr>
-                <w:rFonts w:ascii="宋体" w:hAnsi="宋体" w:hint="eastAsia"/>
-                <w:sz w:val="24"/>
-              </w:rPr>
-              <w:t>。表情是人类最直接的情绪表达方式之一，如果智能系统能够准确识别人类表情并做出合理响应，将显著提升交互的自然性与用户体验，对于构建“具备情绪感知能力”的智能系统具有重要意义</w:t>
-            </w:r>
-            <w:r>
-              <w:rPr>
-                <w:rFonts w:ascii="宋体" w:hAnsi="宋体" w:hint="eastAsia"/>
-                <w:sz w:val="24"/>
-                <w:vertAlign w:val="superscript"/>
-              </w:rPr>
-              <w:t>[1]</w:t>
-            </w:r>
-            <w:r>
-              <w:rPr>
-                <w:rFonts w:ascii="宋体" w:hAnsi="宋体" w:hint="eastAsia"/>
-                <w:sz w:val="24"/>
-              </w:rPr>
-              <w:t>。</w:t>
-            </w:r>
-          </w:p>
-          <w:p>
-            <w:pPr>
-              <w:spacing w:line="400" w:lineRule="exact"/>
-              <w:ind w:rightChars="151" w:right="317" w:firstLineChars="200" w:firstLine="480"/>
+              <w:t>提供系统运行的物理基础，包括配备RTX3060的高性能PC机、树莓派5嵌入式平台，以及H052-8614型号摄像头用于图像采集；</w:t>
+            </w:r>
+          </w:p>
+          <w:p>
+            <w:pPr>
+              <w:spacing w:line="400" w:lineRule="exact"/>
+              <w:ind w:rightChars="151" w:right="317" w:firstLineChars="200" w:firstLine="482"/>
+              <w:rPr>
+                <w:rFonts w:ascii="宋体" w:hAnsi="宋体" w:hint="eastAsia"/>
+                <w:sz w:val="24"/>
+              </w:rPr>
+            </w:pPr>
+            <w:r>
               <w:rPr>
                 <w:rFonts w:ascii="宋体" w:hAnsi="宋体"/>
-                <w:sz w:val="24"/>
-              </w:rPr>
-            </w:pPr>
-            <w:r>
-              <w:rPr>
-                <w:rFonts w:ascii="宋体" w:hAnsi="宋体" w:hint="eastAsia"/>
-                <w:sz w:val="24"/>
-              </w:rPr>
-              <w:t>传统的人脸检测与表情识别方法，如基于Haar特征和LBP算子的算法，在复杂光照、姿态变化、遮挡以及不同人种肤色等条件下鲁棒性较差，难以满足实际应用对高精度与实时性的双重要求。近年来，卷积神经网络（CNN）在图像识别任务中表现出优异的特征提取能力，而MobileNetV3等轻量级网络在保证精度的前提下，大幅降低了模型参数量和计算量，适合部署在资源受限的嵌入式设备上。YuNet 作为一种轻量级人脸检测模型，具有毫秒级检测速度和较高的检测精度，为在</w:t>
-            </w:r>
-            <w:proofErr w:type="gramStart"/>
-            <w:r>
-              <w:rPr>
-                <w:rFonts w:ascii="宋体" w:hAnsi="宋体" w:hint="eastAsia"/>
-                <w:sz w:val="24"/>
-              </w:rPr>
-              <w:t>端侧实现</w:t>
-            </w:r>
-            <w:proofErr w:type="gramEnd"/>
-            <w:r>
-              <w:rPr>
-                <w:rFonts w:ascii="宋体" w:hAnsi="宋体" w:hint="eastAsia"/>
-                <w:sz w:val="24"/>
-              </w:rPr>
-              <w:t>实时人脸检测提供了重要基础</w:t>
-            </w:r>
-            <w:r>
-              <w:rPr>
-                <w:rFonts w:ascii="宋体" w:hAnsi="宋体" w:hint="eastAsia"/>
-                <w:sz w:val="24"/>
-                <w:vertAlign w:val="superscript"/>
-              </w:rPr>
-              <w:t>[</w:t>
-            </w:r>
-            <w:r>
-              <w:rPr>
-                <w:rFonts w:ascii="宋体" w:hAnsi="宋体" w:hint="eastAsia"/>
-                <w:sz w:val="24"/>
-                <w:vertAlign w:val="superscript"/>
-              </w:rPr>
-              <w:t>3~5</w:t>
-            </w:r>
-            <w:r>
-              <w:rPr>
-                <w:rFonts w:ascii="宋体" w:hAnsi="宋体" w:hint="eastAsia"/>
-                <w:sz w:val="24"/>
-                <w:vertAlign w:val="superscript"/>
-              </w:rPr>
-              <w:t>]</w:t>
-            </w:r>
-            <w:r>
-              <w:rPr>
-                <w:rFonts w:ascii="宋体" w:hAnsi="宋体" w:hint="eastAsia"/>
-                <w:sz w:val="24"/>
-              </w:rPr>
-              <w:t>。</w:t>
-            </w:r>
-          </w:p>
-          <w:p>
-            <w:pPr>
-              <w:spacing w:line="400" w:lineRule="exact"/>
-              <w:ind w:rightChars="151" w:right="317" w:firstLineChars="200" w:firstLine="480"/>
+                <w:b/>
+                <w:bCs/>
+                <w:sz w:val="24"/>
+              </w:rPr>
+              <w:t>数据层</w:t>
+            </w:r>
+            <w:r>
               <w:rPr>
                 <w:rFonts w:ascii="宋体" w:hAnsi="宋体"/>
                 <w:sz w:val="24"/>
               </w:rPr>
-            </w:pPr>
-            <w:r>
-              <w:rPr>
-                <w:rFonts w:ascii="宋体" w:hAnsi="宋体" w:hint="eastAsia"/>
-                <w:sz w:val="24"/>
-              </w:rPr>
-              <w:t>本课题拟结合 CNN（以 MobileNetV3 为主干网络）与 YuNet 轻量级人脸检测模型，构建一套可在 PC 和树莓派平台上运行的实时人脸表情识别系统。系统以 FER2013 数据集为主要训练与测试数据，通过模型结构设计、训练策略优化及部署方案设计，实现对多类基本表情的实时识别</w:t>
-            </w:r>
-            <w:r>
-              <w:rPr>
-                <w:rFonts w:ascii="宋体" w:hAnsi="宋体" w:hint="eastAsia"/>
-                <w:sz w:val="24"/>
-                <w:vertAlign w:val="superscript"/>
-              </w:rPr>
-              <w:t>[2</w:t>
-            </w:r>
-            <w:r>
-              <w:rPr>
-                <w:rFonts w:ascii="宋体" w:hAnsi="宋体" w:hint="eastAsia"/>
-                <w:sz w:val="24"/>
-                <w:vertAlign w:val="superscript"/>
-              </w:rPr>
-              <w:t>~</w:t>
-            </w:r>
-            <w:r>
-              <w:rPr>
-                <w:rFonts w:ascii="宋体" w:hAnsi="宋体" w:hint="eastAsia"/>
-                <w:sz w:val="24"/>
-                <w:vertAlign w:val="superscript"/>
-              </w:rPr>
-              <w:t>3]</w:t>
-            </w:r>
-            <w:r>
-              <w:rPr>
-                <w:rFonts w:ascii="宋体" w:hAnsi="宋体" w:hint="eastAsia"/>
-                <w:sz w:val="24"/>
-              </w:rPr>
-              <w:t>。课题的研究有助于：</w:t>
-            </w:r>
-          </w:p>
-          <w:p>
-            <w:pPr>
-              <w:spacing w:line="400" w:lineRule="exact"/>
-              <w:ind w:rightChars="151" w:right="317" w:firstLineChars="200" w:firstLine="480"/>
+              <w:t>管理标注数据、无标签数据与伪标签数据，核心数据来源为FER2013数据集，结合数据增强提升模型鲁棒性；</w:t>
+            </w:r>
+          </w:p>
+          <w:p>
+            <w:pPr>
+              <w:spacing w:line="400" w:lineRule="exact"/>
+              <w:ind w:rightChars="151" w:right="317" w:firstLineChars="200" w:firstLine="482"/>
+              <w:rPr>
+                <w:rFonts w:ascii="宋体" w:hAnsi="宋体" w:hint="eastAsia"/>
+                <w:sz w:val="24"/>
+              </w:rPr>
+            </w:pPr>
+            <w:r>
               <w:rPr>
                 <w:rFonts w:ascii="宋体" w:hAnsi="宋体"/>
-                <w:sz w:val="24"/>
-              </w:rPr>
-            </w:pPr>
-            <w:r>
-              <w:rPr>
-                <w:rFonts w:ascii="宋体" w:hAnsi="宋体" w:hint="eastAsia"/>
-                <w:sz w:val="24"/>
-              </w:rPr>
-              <w:t>1. 探索轻量级深度学习模型在表情识别中的应用，提高在嵌入式平台上的实时性与可部署性；</w:t>
-            </w:r>
-          </w:p>
-          <w:p>
-            <w:pPr>
-              <w:spacing w:line="400" w:lineRule="exact"/>
-              <w:ind w:rightChars="151" w:right="317" w:firstLineChars="200" w:firstLine="480"/>
+                <w:b/>
+                <w:bCs/>
+                <w:sz w:val="24"/>
+              </w:rPr>
+              <w:t>模型训练与伪标签生成层</w:t>
+            </w:r>
+            <w:r>
               <w:rPr>
                 <w:rFonts w:ascii="宋体" w:hAnsi="宋体"/>
                 <w:sz w:val="24"/>
               </w:rPr>
-            </w:pPr>
-            <w:r>
-              <w:rPr>
-                <w:rFonts w:ascii="宋体" w:hAnsi="宋体" w:hint="eastAsia"/>
-                <w:sz w:val="24"/>
-              </w:rPr>
-              <w:t>2. 为教育评估、智能客服、辅助心理健康监测等场景提供技术支撑，具有一定的工程应用价值和社会价值；</w:t>
-            </w:r>
-          </w:p>
-          <w:p>
-            <w:pPr>
-              <w:spacing w:line="400" w:lineRule="exact"/>
-              <w:ind w:rightChars="151" w:right="317" w:firstLineChars="200" w:firstLine="480"/>
+              <w:t>基于MobileNetV3构建轻量级表情识别模型，并利用教师模型生成伪标签，构建半监督学习体系；</w:t>
+            </w:r>
+          </w:p>
+          <w:p>
+            <w:pPr>
+              <w:spacing w:line="400" w:lineRule="exact"/>
+              <w:ind w:rightChars="151" w:right="317" w:firstLineChars="200" w:firstLine="482"/>
+              <w:rPr>
+                <w:rFonts w:ascii="宋体" w:hAnsi="宋体" w:hint="eastAsia"/>
+                <w:sz w:val="24"/>
+              </w:rPr>
+            </w:pPr>
+            <w:r>
               <w:rPr>
                 <w:rFonts w:ascii="宋体" w:hAnsi="宋体"/>
-                <w:sz w:val="24"/>
-              </w:rPr>
-            </w:pPr>
-            <w:r>
-              <w:rPr>
-                <w:rFonts w:ascii="宋体" w:hAnsi="宋体" w:hint="eastAsia"/>
-                <w:sz w:val="24"/>
-              </w:rPr>
-              <w:t>3. 综合运用自动控制理论、图像处理、深度学习与嵌入式系统设计等多学科知识，提升学生的工程实践能力和综合设计能力。</w:t>
-            </w:r>
-          </w:p>
-          <w:p>
-            <w:pPr>
-              <w:spacing w:line="400" w:lineRule="exact"/>
-              <w:ind w:rightChars="151" w:right="317" w:firstLineChars="200" w:firstLine="480"/>
+                <w:b/>
+                <w:bCs/>
+                <w:sz w:val="24"/>
+              </w:rPr>
+              <w:t>模型评估与优化层</w:t>
+            </w:r>
+            <w:r>
               <w:rPr>
                 <w:rFonts w:ascii="宋体" w:hAnsi="宋体"/>
                 <w:sz w:val="24"/>
               </w:rPr>
-            </w:pPr>
-            <w:r>
-              <w:rPr>
-                <w:rFonts w:ascii="宋体" w:hAnsi="宋体" w:hint="eastAsia"/>
-                <w:sz w:val="24"/>
-              </w:rPr>
-              <w:t>综上，本课题具有明确的理论意义和实际应用价值，符合当前人工智能与智能制造发展的总体趋势。</w:t>
+              <w:t>使用准确率、F1分数、推理时延等指标对训练结果进行定量分析，确定最佳部署模型；</w:t>
             </w:r>
           </w:p>
           <w:p>
@@ -1113,579 +1589,7 @@
               <w:spacing w:line="400" w:lineRule="exact"/>
               <w:ind w:rightChars="151" w:right="317" w:firstLineChars="200" w:firstLine="482"/>
               <w:rPr>
-                <w:rFonts w:ascii="宋体" w:hAnsi="宋体"/>
-                <w:b/>
-                <w:bCs/>
-                <w:sz w:val="24"/>
-              </w:rPr>
-            </w:pPr>
-            <w:r>
-              <w:rPr>
-                <w:rFonts w:ascii="宋体" w:hAnsi="宋体" w:hint="eastAsia"/>
-                <w:b/>
-                <w:bCs/>
-                <w:sz w:val="24"/>
-              </w:rPr>
-              <w:t>2. 国内外研究（应用）情况及发展趋势</w:t>
-            </w:r>
-          </w:p>
-          <w:p>
-            <w:pPr>
-              <w:spacing w:line="400" w:lineRule="exact"/>
-              <w:ind w:rightChars="151" w:right="317" w:firstLineChars="200" w:firstLine="482"/>
-              <w:rPr>
-                <w:rFonts w:ascii="宋体" w:hAnsi="宋体"/>
-                <w:b/>
-                <w:bCs/>
-                <w:sz w:val="24"/>
-              </w:rPr>
-            </w:pPr>
-            <w:r>
-              <w:rPr>
-                <w:rFonts w:ascii="宋体" w:hAnsi="宋体" w:hint="eastAsia"/>
-                <w:b/>
-                <w:bCs/>
-                <w:sz w:val="24"/>
-              </w:rPr>
-              <w:t>2.1 国外研究现状</w:t>
-            </w:r>
-          </w:p>
-          <w:p>
-            <w:pPr>
-              <w:spacing w:line="400" w:lineRule="exact"/>
-              <w:ind w:rightChars="151" w:right="317" w:firstLineChars="200" w:firstLine="480"/>
-              <w:rPr>
-                <w:rFonts w:ascii="宋体" w:hAnsi="宋体"/>
-                <w:sz w:val="24"/>
-              </w:rPr>
-            </w:pPr>
-            <w:r>
-              <w:rPr>
-                <w:rFonts w:ascii="宋体" w:hAnsi="宋体" w:hint="eastAsia"/>
-                <w:sz w:val="24"/>
-              </w:rPr>
-              <w:t>在人脸表情识别领域，国外研究起步较早，随着深度学习的发展，学者们普遍采用卷积神经网络替代传统特征提取和分类方法，通过端到</w:t>
-            </w:r>
-            <w:proofErr w:type="gramStart"/>
-            <w:r>
-              <w:rPr>
-                <w:rFonts w:ascii="宋体" w:hAnsi="宋体" w:hint="eastAsia"/>
-                <w:sz w:val="24"/>
-              </w:rPr>
-              <w:t>端训练</w:t>
-            </w:r>
-            <w:proofErr w:type="gramEnd"/>
-            <w:r>
-              <w:rPr>
-                <w:rFonts w:ascii="宋体" w:hAnsi="宋体" w:hint="eastAsia"/>
-                <w:sz w:val="24"/>
-              </w:rPr>
-              <w:t>显著提升了识别精度</w:t>
-            </w:r>
-            <w:r>
-              <w:rPr>
-                <w:rFonts w:ascii="宋体" w:hAnsi="宋体" w:hint="eastAsia"/>
-                <w:sz w:val="24"/>
-                <w:vertAlign w:val="superscript"/>
-              </w:rPr>
-              <w:t>[10]</w:t>
-            </w:r>
-            <w:r>
-              <w:rPr>
-                <w:rFonts w:ascii="宋体" w:hAnsi="宋体" w:hint="eastAsia"/>
-                <w:sz w:val="24"/>
-              </w:rPr>
-              <w:t>。MobileNetV3 通过网络结构搜索和注意力机制设计，实现了在移动端设备上的高效推理，被广泛用于边缘计算场景中的图像分类与检测任务</w:t>
-            </w:r>
-            <w:r>
-              <w:rPr>
-                <w:rFonts w:ascii="宋体" w:hAnsi="宋体" w:hint="eastAsia"/>
-                <w:sz w:val="24"/>
-                <w:vertAlign w:val="superscript"/>
-              </w:rPr>
-              <w:t>[7]</w:t>
-            </w:r>
-            <w:r>
-              <w:rPr>
-                <w:rFonts w:ascii="宋体" w:hAnsi="宋体" w:hint="eastAsia"/>
-                <w:sz w:val="24"/>
-              </w:rPr>
-              <w:t>。</w:t>
-            </w:r>
-          </w:p>
-          <w:p>
-            <w:pPr>
-              <w:spacing w:line="400" w:lineRule="exact"/>
-              <w:ind w:rightChars="151" w:right="317" w:firstLineChars="200" w:firstLine="480"/>
-              <w:rPr>
-                <w:rFonts w:ascii="宋体" w:hAnsi="宋体"/>
-                <w:sz w:val="24"/>
-              </w:rPr>
-            </w:pPr>
-            <w:r>
-              <w:rPr>
-                <w:rFonts w:ascii="宋体" w:hAnsi="宋体" w:hint="eastAsia"/>
-                <w:sz w:val="24"/>
-              </w:rPr>
-              <w:lastRenderedPageBreak/>
-              <w:t>在特征表示方面，ArcFace 提出的加性角度间隔损失函数增强了特征在高维空间中的类内紧凑性</w:t>
-            </w:r>
-            <w:proofErr w:type="gramStart"/>
-            <w:r>
-              <w:rPr>
-                <w:rFonts w:ascii="宋体" w:hAnsi="宋体" w:hint="eastAsia"/>
-                <w:sz w:val="24"/>
-              </w:rPr>
-              <w:t>与类间分离性</w:t>
-            </w:r>
-            <w:proofErr w:type="gramEnd"/>
-            <w:r>
-              <w:rPr>
-                <w:rFonts w:ascii="宋体" w:hAnsi="宋体" w:hint="eastAsia"/>
-                <w:sz w:val="24"/>
-              </w:rPr>
-              <w:t>，使人脸特征表达更加判别化，对表情识别、身份识别等任务均具有重要借鉴意义</w:t>
-            </w:r>
-            <w:r>
-              <w:rPr>
-                <w:rFonts w:ascii="宋体" w:hAnsi="宋体" w:hint="eastAsia"/>
-                <w:sz w:val="24"/>
-                <w:vertAlign w:val="superscript"/>
-              </w:rPr>
-              <w:t>[8]</w:t>
-            </w:r>
-            <w:r>
-              <w:rPr>
-                <w:rFonts w:ascii="宋体" w:hAnsi="宋体" w:hint="eastAsia"/>
-                <w:sz w:val="24"/>
-              </w:rPr>
-              <w:t>。此外，国外还在视频表情识别、微表情识别和多模态情感分析等方向开展了大量研究，通过时序建模和注意力机制融合，多</w:t>
-            </w:r>
-            <w:proofErr w:type="gramStart"/>
-            <w:r>
-              <w:rPr>
-                <w:rFonts w:ascii="宋体" w:hAnsi="宋体" w:hint="eastAsia"/>
-                <w:sz w:val="24"/>
-              </w:rPr>
-              <w:t>帧信息</w:t>
-            </w:r>
-            <w:proofErr w:type="gramEnd"/>
-            <w:r>
-              <w:rPr>
-                <w:rFonts w:ascii="宋体" w:hAnsi="宋体" w:hint="eastAsia"/>
-                <w:sz w:val="24"/>
-              </w:rPr>
-              <w:t>提升对细粒度表情变化的捕捉能力</w:t>
-            </w:r>
-            <w:r>
-              <w:rPr>
-                <w:rFonts w:ascii="宋体" w:hAnsi="宋体" w:hint="eastAsia"/>
-                <w:sz w:val="24"/>
-                <w:vertAlign w:val="superscript"/>
-              </w:rPr>
-              <w:t>[6]</w:t>
-            </w:r>
-            <w:r>
-              <w:rPr>
-                <w:rFonts w:ascii="宋体" w:hAnsi="宋体" w:hint="eastAsia"/>
-                <w:sz w:val="24"/>
-              </w:rPr>
-              <w:t>。</w:t>
-            </w:r>
-          </w:p>
-          <w:p>
-            <w:pPr>
-              <w:spacing w:line="400" w:lineRule="exact"/>
-              <w:ind w:rightChars="151" w:right="317" w:firstLineChars="200" w:firstLine="480"/>
-              <w:rPr>
-                <w:rFonts w:ascii="宋体" w:hAnsi="宋体"/>
-                <w:sz w:val="24"/>
-              </w:rPr>
-            </w:pPr>
-            <w:r>
-              <w:rPr>
-                <w:rFonts w:ascii="宋体" w:hAnsi="宋体" w:hint="eastAsia"/>
-                <w:sz w:val="24"/>
-              </w:rPr>
-              <w:t>在系统应用方面，国外研究逐渐从高精度离线模型向轻量化、低延迟的在线系统转变，将深度表情识别算法部署在移动终端和嵌入式设备成为重要发展方向</w:t>
-            </w:r>
-            <w:r>
-              <w:rPr>
-                <w:rFonts w:ascii="宋体" w:hAnsi="宋体" w:hint="eastAsia"/>
-                <w:sz w:val="24"/>
-                <w:vertAlign w:val="superscript"/>
-              </w:rPr>
-              <w:t>[7]</w:t>
-            </w:r>
-            <w:r>
-              <w:rPr>
-                <w:rFonts w:ascii="宋体" w:hAnsi="宋体" w:hint="eastAsia"/>
-                <w:sz w:val="24"/>
-              </w:rPr>
-              <w:t>。</w:t>
-            </w:r>
-          </w:p>
-          <w:p>
-            <w:pPr>
-              <w:spacing w:line="400" w:lineRule="exact"/>
-              <w:ind w:rightChars="151" w:right="317" w:firstLineChars="200" w:firstLine="482"/>
-              <w:rPr>
-                <w:rFonts w:ascii="宋体" w:hAnsi="宋体"/>
-                <w:b/>
-                <w:bCs/>
-                <w:sz w:val="24"/>
-              </w:rPr>
-            </w:pPr>
-            <w:r>
-              <w:rPr>
-                <w:rFonts w:ascii="宋体" w:hAnsi="宋体" w:hint="eastAsia"/>
-                <w:b/>
-                <w:bCs/>
-                <w:sz w:val="24"/>
-              </w:rPr>
-              <w:t>2.2 国内研究现状</w:t>
-            </w:r>
-          </w:p>
-          <w:p>
-            <w:pPr>
-              <w:spacing w:line="400" w:lineRule="exact"/>
-              <w:ind w:rightChars="151" w:right="317" w:firstLineChars="200" w:firstLine="480"/>
-              <w:rPr>
-                <w:rFonts w:ascii="宋体" w:hAnsi="宋体"/>
-                <w:sz w:val="24"/>
-              </w:rPr>
-            </w:pPr>
-            <w:r>
-              <w:rPr>
-                <w:rFonts w:ascii="宋体" w:hAnsi="宋体" w:hint="eastAsia"/>
-                <w:sz w:val="24"/>
-              </w:rPr>
-              <w:t>国内学者在轻量级人脸表情识别方向也开展了诸多研究工作。部分研究通过对网络结构进行裁剪和重参数化，实现模型参数量压缩和运算加速，在保证识别准确率的前提下降低计算复杂度</w:t>
-            </w:r>
-            <w:r>
-              <w:rPr>
-                <w:rFonts w:ascii="宋体" w:hAnsi="宋体" w:hint="eastAsia"/>
-                <w:sz w:val="24"/>
-                <w:vertAlign w:val="superscript"/>
-              </w:rPr>
-              <w:t>[2][3]</w:t>
-            </w:r>
-            <w:r>
-              <w:rPr>
-                <w:rFonts w:ascii="宋体" w:hAnsi="宋体" w:hint="eastAsia"/>
-                <w:sz w:val="24"/>
-              </w:rPr>
-              <w:t>。也有研究基于多尺度卷积结构、注意力机制等方法，增强模型对复杂背景和表情细节的刻画能力，从而提高在实际场景中的鲁棒性</w:t>
-            </w:r>
-            <w:r>
-              <w:rPr>
-                <w:rFonts w:ascii="宋体" w:hAnsi="宋体" w:hint="eastAsia"/>
-                <w:sz w:val="24"/>
-                <w:vertAlign w:val="superscript"/>
-              </w:rPr>
-              <w:t>[5</w:t>
-            </w:r>
-            <w:r>
-              <w:rPr>
-                <w:rFonts w:ascii="宋体" w:hAnsi="宋体" w:hint="eastAsia"/>
-                <w:sz w:val="24"/>
-                <w:vertAlign w:val="superscript"/>
-              </w:rPr>
-              <w:t>~</w:t>
-            </w:r>
-            <w:r>
-              <w:rPr>
-                <w:rFonts w:ascii="宋体" w:hAnsi="宋体" w:hint="eastAsia"/>
-                <w:sz w:val="24"/>
-                <w:vertAlign w:val="superscript"/>
-              </w:rPr>
-              <w:t>6]</w:t>
-            </w:r>
-            <w:r>
-              <w:rPr>
-                <w:rFonts w:ascii="宋体" w:hAnsi="宋体" w:hint="eastAsia"/>
-                <w:sz w:val="24"/>
-              </w:rPr>
-              <w:t>。</w:t>
-            </w:r>
-          </w:p>
-          <w:p>
-            <w:pPr>
-              <w:spacing w:line="400" w:lineRule="exact"/>
-              <w:ind w:rightChars="151" w:right="317" w:firstLineChars="200" w:firstLine="480"/>
-              <w:rPr>
-                <w:rFonts w:ascii="宋体" w:hAnsi="宋体"/>
-                <w:sz w:val="24"/>
-              </w:rPr>
-            </w:pPr>
-            <w:r>
-              <w:rPr>
-                <w:rFonts w:ascii="宋体" w:hAnsi="宋体" w:hint="eastAsia"/>
-                <w:sz w:val="24"/>
-              </w:rPr>
-              <w:t>在应用层面，国内研究逐渐结合智慧课堂、在线教育平台和智能客服系统，将表情识别作为情绪评估的重要依据之一，用于分析学生课堂参与度、用户满意度等</w:t>
-            </w:r>
-            <w:r>
-              <w:rPr>
-                <w:rFonts w:ascii="宋体" w:hAnsi="宋体" w:hint="eastAsia"/>
-                <w:sz w:val="24"/>
-                <w:vertAlign w:val="superscript"/>
-              </w:rPr>
-              <w:t>[4]</w:t>
-            </w:r>
-            <w:r>
-              <w:rPr>
-                <w:rFonts w:ascii="宋体" w:hAnsi="宋体" w:hint="eastAsia"/>
-                <w:sz w:val="24"/>
-              </w:rPr>
-              <w:t>。同时，随着硬件平台的发展，将表情识别算法部署在树莓派等嵌入式设备上，构建低成本、体积小、可移动的情感识别终端也成为研究热点之一</w:t>
-            </w:r>
-            <w:r>
-              <w:rPr>
-                <w:rFonts w:ascii="宋体" w:hAnsi="宋体" w:hint="eastAsia"/>
-                <w:sz w:val="24"/>
-                <w:vertAlign w:val="superscript"/>
-              </w:rPr>
-              <w:t>[9]</w:t>
-            </w:r>
-            <w:r>
-              <w:rPr>
-                <w:rFonts w:ascii="宋体" w:hAnsi="宋体" w:hint="eastAsia"/>
-                <w:sz w:val="24"/>
-              </w:rPr>
-              <w:t>。</w:t>
-            </w:r>
-          </w:p>
-          <w:p>
-            <w:pPr>
-              <w:spacing w:line="400" w:lineRule="exact"/>
-              <w:ind w:rightChars="151" w:right="317" w:firstLineChars="200" w:firstLine="480"/>
-              <w:rPr>
-                <w:rFonts w:ascii="宋体" w:hAnsi="宋体"/>
-                <w:sz w:val="24"/>
-              </w:rPr>
-            </w:pPr>
-            <w:r>
-              <w:rPr>
-                <w:rFonts w:ascii="宋体" w:hAnsi="宋体" w:hint="eastAsia"/>
-                <w:sz w:val="24"/>
-              </w:rPr>
-              <w:t>总体而言，国内外相关研究已取得大量成果，但在复杂环境下的鲁棒性、</w:t>
-            </w:r>
-            <w:proofErr w:type="gramStart"/>
-            <w:r>
-              <w:rPr>
-                <w:rFonts w:ascii="宋体" w:hAnsi="宋体" w:hint="eastAsia"/>
-                <w:sz w:val="24"/>
-              </w:rPr>
-              <w:t>端侧部署</w:t>
-            </w:r>
-            <w:proofErr w:type="gramEnd"/>
-            <w:r>
-              <w:rPr>
-                <w:rFonts w:ascii="宋体" w:hAnsi="宋体" w:hint="eastAsia"/>
-                <w:sz w:val="24"/>
-              </w:rPr>
-              <w:t>的实时性以及工程化可落地性方面仍有提升空间。轻量级 CNN 与高效人脸检测模型（如 YuNet）的结合，为进一步提升表情识别系统性能提供了新的技术路径。本课题正是基于此研究背景开展。</w:t>
-            </w:r>
-          </w:p>
-          <w:p>
-            <w:pPr>
-              <w:spacing w:line="400" w:lineRule="exact"/>
-              <w:ind w:rightChars="151" w:right="317" w:firstLineChars="200" w:firstLine="482"/>
-              <w:rPr>
-                <w:rFonts w:ascii="宋体" w:hAnsi="宋体"/>
-                <w:b/>
-                <w:bCs/>
-                <w:sz w:val="24"/>
-              </w:rPr>
-            </w:pPr>
-            <w:r>
-              <w:rPr>
-                <w:rFonts w:ascii="宋体" w:hAnsi="宋体" w:hint="eastAsia"/>
-                <w:b/>
-                <w:bCs/>
-                <w:sz w:val="24"/>
-              </w:rPr>
-              <w:t>3. 课题主要研究内容</w:t>
-            </w:r>
-          </w:p>
-          <w:p>
-            <w:pPr>
-              <w:spacing w:line="400" w:lineRule="exact"/>
-              <w:ind w:rightChars="151" w:right="317" w:firstLineChars="200" w:firstLine="480"/>
-              <w:rPr>
-                <w:rFonts w:ascii="宋体" w:hAnsi="宋体"/>
-                <w:sz w:val="24"/>
-              </w:rPr>
-            </w:pPr>
-            <w:r>
-              <w:rPr>
-                <w:rFonts w:ascii="宋体" w:hAnsi="宋体" w:hint="eastAsia"/>
-                <w:sz w:val="24"/>
-              </w:rPr>
-              <w:t>结合课题需求与任务书要求，本课题的主要研究内容包括：</w:t>
-            </w:r>
-          </w:p>
-          <w:p>
-            <w:pPr>
-              <w:spacing w:line="400" w:lineRule="exact"/>
-              <w:ind w:rightChars="151" w:right="317" w:firstLineChars="200" w:firstLine="480"/>
-              <w:rPr>
-                <w:rFonts w:ascii="宋体" w:hAnsi="宋体"/>
-                <w:sz w:val="24"/>
-              </w:rPr>
-            </w:pPr>
-            <w:r>
-              <w:rPr>
-                <w:rFonts w:ascii="宋体" w:hAnsi="宋体"/>
-                <w:sz w:val="24"/>
-              </w:rPr>
-              <w:t>本课题拟设计并实现一套基于 CNN 与 YuNet 的人脸表情识别系统，系统采用五层模块化架构，分别为：</w:t>
-            </w:r>
-            <w:r>
-              <w:rPr>
-                <w:rFonts w:ascii="宋体" w:hAnsi="宋体"/>
-                <w:b/>
-                <w:bCs/>
-                <w:sz w:val="24"/>
-              </w:rPr>
-              <w:t>硬件层、数据层、模型训练与伪标签生成层、模型评估与优化层、在线推理与应用层</w:t>
-            </w:r>
-            <w:r>
-              <w:rPr>
-                <w:rFonts w:ascii="宋体" w:hAnsi="宋体"/>
-                <w:sz w:val="24"/>
-              </w:rPr>
-              <w:t>。每一层均承担特定功能，协同完成从数据输入到表情识别结果输出的全流程操作。</w:t>
-            </w:r>
-          </w:p>
-          <w:p>
-            <w:pPr>
-              <w:spacing w:line="400" w:lineRule="exact"/>
-              <w:ind w:rightChars="151" w:right="317" w:firstLineChars="200" w:firstLine="482"/>
-              <w:rPr>
-                <w:rFonts w:ascii="宋体" w:hAnsi="宋体"/>
-                <w:sz w:val="24"/>
-              </w:rPr>
-            </w:pPr>
-            <w:r>
-              <w:rPr>
-                <w:rFonts w:ascii="宋体" w:hAnsi="宋体"/>
-                <w:b/>
-                <w:bCs/>
-                <w:sz w:val="24"/>
-              </w:rPr>
-              <w:t>硬件层</w:t>
-            </w:r>
-            <w:r>
-              <w:rPr>
-                <w:rFonts w:ascii="宋体" w:hAnsi="宋体"/>
-                <w:sz w:val="24"/>
-              </w:rPr>
-              <w:t>提供系统运行的物理基础，包括配备 RTX3060 的高性能PC机、树莓派5嵌入式平台，以及H052-8614型号摄像头用于图像采集；</w:t>
-            </w:r>
-          </w:p>
-          <w:p>
-            <w:pPr>
-              <w:spacing w:line="400" w:lineRule="exact"/>
-              <w:ind w:rightChars="151" w:right="317" w:firstLineChars="200" w:firstLine="482"/>
-              <w:rPr>
-                <w:rFonts w:ascii="宋体" w:hAnsi="宋体"/>
-                <w:sz w:val="24"/>
-              </w:rPr>
-            </w:pPr>
-            <w:r>
-              <w:rPr>
-                <w:rFonts w:ascii="宋体" w:hAnsi="宋体"/>
-                <w:b/>
-                <w:bCs/>
-                <w:sz w:val="24"/>
-              </w:rPr>
-              <w:t>数据层</w:t>
-            </w:r>
-            <w:r>
-              <w:rPr>
-                <w:rFonts w:ascii="宋体" w:hAnsi="宋体"/>
-                <w:sz w:val="24"/>
-              </w:rPr>
-              <w:t>管理标注数据、无标签数据与伪标签数据，核心数据来源为FER2013数据集，结合数据增强提升模型鲁棒性；</w:t>
-            </w:r>
-          </w:p>
-          <w:p>
-            <w:pPr>
-              <w:spacing w:line="400" w:lineRule="exact"/>
-              <w:ind w:rightChars="151" w:right="317" w:firstLineChars="200" w:firstLine="482"/>
-              <w:rPr>
-                <w:rFonts w:ascii="宋体" w:hAnsi="宋体"/>
-                <w:sz w:val="24"/>
-              </w:rPr>
-            </w:pPr>
-            <w:r>
-              <w:rPr>
-                <w:rFonts w:ascii="宋体" w:hAnsi="宋体"/>
-                <w:b/>
-                <w:bCs/>
-                <w:sz w:val="24"/>
-              </w:rPr>
-              <w:t>模型训练与伪标签生成层</w:t>
-            </w:r>
-            <w:r>
-              <w:rPr>
-                <w:rFonts w:ascii="宋体" w:hAnsi="宋体"/>
-                <w:sz w:val="24"/>
-              </w:rPr>
-              <w:t>基于MobileNetV3构建轻量级表情识别模型，并利用教师模型生成伪标签，</w:t>
-            </w:r>
-            <w:proofErr w:type="gramStart"/>
-            <w:r>
-              <w:rPr>
-                <w:rFonts w:ascii="宋体" w:hAnsi="宋体"/>
-                <w:sz w:val="24"/>
-              </w:rPr>
-              <w:t>构建半</w:t>
-            </w:r>
-            <w:proofErr w:type="gramEnd"/>
-            <w:r>
-              <w:rPr>
-                <w:rFonts w:ascii="宋体" w:hAnsi="宋体"/>
-                <w:sz w:val="24"/>
-              </w:rPr>
-              <w:t>监督学习体系；</w:t>
-            </w:r>
-          </w:p>
-          <w:p>
-            <w:pPr>
-              <w:spacing w:line="400" w:lineRule="exact"/>
-              <w:ind w:rightChars="151" w:right="317" w:firstLineChars="200" w:firstLine="482"/>
-              <w:rPr>
-                <w:rFonts w:ascii="宋体" w:hAnsi="宋体"/>
-                <w:sz w:val="24"/>
-              </w:rPr>
-            </w:pPr>
-            <w:r>
-              <w:rPr>
-                <w:rFonts w:ascii="宋体" w:hAnsi="宋体"/>
-                <w:b/>
-                <w:bCs/>
-                <w:sz w:val="24"/>
-              </w:rPr>
-              <w:t>模型评估与优化层</w:t>
-            </w:r>
-            <w:r>
-              <w:rPr>
-                <w:rFonts w:ascii="宋体" w:hAnsi="宋体"/>
-                <w:sz w:val="24"/>
-              </w:rPr>
-              <w:t>使用准确率、F1分数、推理时延等指标对训练结果进行定量分析，确定最佳部署模型；</w:t>
-            </w:r>
-          </w:p>
-          <w:p>
-            <w:pPr>
-              <w:spacing w:line="400" w:lineRule="exact"/>
-              <w:ind w:rightChars="151" w:right="317" w:firstLineChars="200" w:firstLine="482"/>
-              <w:rPr>
-                <w:rFonts w:ascii="宋体" w:hAnsi="宋体"/>
+                <w:rFonts w:ascii="宋体" w:hAnsi="宋体" w:hint="eastAsia"/>
                 <w:sz w:val="24"/>
               </w:rPr>
             </w:pPr>
@@ -1704,23 +1608,24 @@
                 <w:rFonts w:ascii="宋体" w:hAnsi="宋体"/>
                 <w:sz w:val="24"/>
               </w:rPr>
-              <w:t>结合YuNet完成人脸检测与关键点定位，并使用CNN模型实时输出表情分类结果，支持PC端和</w:t>
-            </w:r>
-            <w:proofErr w:type="gramStart"/>
+              <w:t>结合YuNet完成人脸检测与关键点定位，并使用CNN模型实时输出表情分类结果，支持PC端和树莓派端部署。</w:t>
+            </w:r>
+          </w:p>
+          <w:p>
+            <w:pPr>
+              <w:spacing w:line="400" w:lineRule="exact"/>
+              <w:ind w:rightChars="151" w:right="317" w:firstLineChars="200" w:firstLine="480"/>
+              <w:rPr>
+                <w:rFonts w:ascii="宋体" w:hAnsi="宋体" w:hint="eastAsia"/>
+                <w:sz w:val="24"/>
+              </w:rPr>
+            </w:pPr>
             <w:r>
               <w:rPr>
                 <w:rFonts w:ascii="宋体" w:hAnsi="宋体"/>
                 <w:sz w:val="24"/>
               </w:rPr>
-              <w:t>树莓派端部署</w:t>
-            </w:r>
-            <w:proofErr w:type="gramEnd"/>
-            <w:r>
-              <w:rPr>
-                <w:rFonts w:ascii="宋体" w:hAnsi="宋体"/>
-                <w:sz w:val="24"/>
-              </w:rPr>
-              <w:t>。</w:t>
+              <w:t>通过上述架构，本课题将实现从“摄像头采集”到“部署运行”的全流程表情识别系统，为智能交互与嵌入式感知系统提供参考设计样板。</w:t>
             </w:r>
           </w:p>
           <w:p>
@@ -1728,40 +1633,7 @@
               <w:spacing w:line="400" w:lineRule="exact"/>
               <w:ind w:rightChars="151" w:right="317" w:firstLineChars="200" w:firstLine="480"/>
               <w:rPr>
-                <w:rFonts w:ascii="宋体" w:hAnsi="宋体"/>
-                <w:sz w:val="24"/>
-              </w:rPr>
-            </w:pPr>
-            <w:r>
-              <w:rPr>
-                <w:rFonts w:ascii="宋体" w:hAnsi="宋体"/>
-                <w:sz w:val="24"/>
-              </w:rPr>
-              <w:t>通过上述架构，本课题将实现从“摄像头采集”到“部署运行”的全流程表情识别系统，为智能</w:t>
-            </w:r>
-            <w:proofErr w:type="gramStart"/>
-            <w:r>
-              <w:rPr>
-                <w:rFonts w:ascii="宋体" w:hAnsi="宋体"/>
-                <w:sz w:val="24"/>
-              </w:rPr>
-              <w:t>交互与</w:t>
-            </w:r>
-            <w:proofErr w:type="gramEnd"/>
-            <w:r>
-              <w:rPr>
-                <w:rFonts w:ascii="宋体" w:hAnsi="宋体"/>
-                <w:sz w:val="24"/>
-              </w:rPr>
-              <w:t>嵌入式感知系统提供参考设计样板。</w:t>
-            </w:r>
-          </w:p>
-          <w:p>
-            <w:pPr>
-              <w:spacing w:line="400" w:lineRule="exact"/>
-              <w:ind w:rightChars="151" w:right="317" w:firstLineChars="200" w:firstLine="480"/>
-              <w:rPr>
-                <w:rFonts w:ascii="宋体" w:hAnsi="宋体"/>
+                <w:rFonts w:ascii="宋体" w:hAnsi="宋体" w:hint="eastAsia"/>
                 <w:sz w:val="24"/>
               </w:rPr>
             </w:pPr>
@@ -1788,10 +1660,10 @@
             </w:pPr>
             <w:r>
               <w:object w:dxaOrig="5580" w:dyaOrig="9456" w14:anchorId="63BCC87D">
-                <v:shape id="_x0000_i1027" type="#_x0000_t75" style="width:237.75pt;height:402.75pt" o:ole="">
+                <v:shape id="_x0000_i1027" type="#_x0000_t75" style="width:237.5pt;height:403pt" o:ole="">
                   <v:imagedata r:id="rId9" o:title=""/>
                 </v:shape>
-                <o:OLEObject Type="Embed" ProgID="Visio.Drawing.15" ShapeID="_x0000_i1027" DrawAspect="Content" ObjectID="_1826283914" r:id="rId10"/>
+                <o:OLEObject Type="Embed" ProgID="Visio.Drawing.15" ShapeID="_x0000_i1027" DrawAspect="Content" ObjectID="_1840602357" r:id="rId10"/>
               </w:object>
             </w:r>
           </w:p>
@@ -1799,11 +1671,14 @@
             <w:pPr>
               <w:pStyle w:val="a9"/>
               <w:jc w:val="center"/>
-            </w:pPr>
-            <w:r>
               <w:rPr>
                 <w:rFonts w:hint="eastAsia"/>
               </w:rPr>
+            </w:pPr>
+            <w:r>
+              <w:rPr>
+                <w:rFonts w:hint="eastAsia"/>
+              </w:rPr>
               <w:t>图</w:t>
             </w:r>
             <w:r>
@@ -1869,30 +1744,47 @@
               <w:spacing w:line="400" w:lineRule="exact"/>
               <w:ind w:rightChars="151" w:right="317"/>
               <w:rPr>
+                <w:rFonts w:ascii="宋体" w:hAnsi="宋体" w:hint="eastAsia"/>
+                <w:sz w:val="24"/>
+              </w:rPr>
+            </w:pPr>
+          </w:p>
+          <w:p>
+            <w:pPr>
+              <w:spacing w:line="400" w:lineRule="exact"/>
+              <w:ind w:rightChars="151" w:right="317" w:firstLineChars="200" w:firstLine="482"/>
+              <w:rPr>
+                <w:rFonts w:ascii="宋体" w:hAnsi="宋体" w:hint="eastAsia"/>
+                <w:b/>
+                <w:bCs/>
+                <w:sz w:val="24"/>
+              </w:rPr>
+            </w:pPr>
+            <w:r>
+              <w:rPr>
+                <w:rFonts w:ascii="宋体" w:hAnsi="宋体" w:hint="eastAsia"/>
+                <w:b/>
+                <w:bCs/>
+                <w:sz w:val="24"/>
+              </w:rPr>
+              <w:t>4. 设计思路</w:t>
+            </w:r>
+          </w:p>
+          <w:p>
+            <w:pPr>
+              <w:spacing w:line="400" w:lineRule="exact"/>
+              <w:ind w:rightChars="151" w:right="317" w:firstLineChars="200" w:firstLine="480"/>
+              <w:rPr>
+                <w:rFonts w:ascii="宋体" w:hAnsi="宋体" w:hint="eastAsia"/>
+                <w:sz w:val="24"/>
+              </w:rPr>
+            </w:pPr>
+            <w:r>
+              <w:rPr>
                 <w:rFonts w:ascii="宋体" w:hAnsi="宋体"/>
                 <w:sz w:val="24"/>
               </w:rPr>
-            </w:pPr>
-          </w:p>
-          <w:p>
-            <w:pPr>
-              <w:spacing w:line="400" w:lineRule="exact"/>
-              <w:ind w:rightChars="151" w:right="317" w:firstLineChars="200" w:firstLine="482"/>
-              <w:rPr>
-                <w:rFonts w:ascii="宋体" w:hAnsi="宋体"/>
-                <w:b/>
-                <w:bCs/>
-                <w:sz w:val="24"/>
-              </w:rPr>
-            </w:pPr>
-            <w:r>
-              <w:rPr>
-                <w:rFonts w:ascii="宋体" w:hAnsi="宋体" w:hint="eastAsia"/>
-                <w:b/>
-                <w:bCs/>
-                <w:sz w:val="24"/>
-              </w:rPr>
-              <w:t>4. 设计思路</w:t>
+              <w:t>本课题的研究思路主要围绕“轻量级部署 + 半监督训练”展开，整体流程涵盖了数据准备、模型训练、伪标签生成、系统部署与性能优化等环节。研究过程中，充分考虑系统的工程可行性与部署性能，以实现一套可落地、可拓展的人脸表情识别系统。</w:t>
             </w:r>
           </w:p>
           <w:p>
@@ -1900,24 +1792,7 @@
               <w:spacing w:line="400" w:lineRule="exact"/>
               <w:ind w:rightChars="151" w:right="317" w:firstLineChars="200" w:firstLine="480"/>
               <w:rPr>
-                <w:rFonts w:ascii="宋体" w:hAnsi="宋体"/>
-                <w:sz w:val="24"/>
-              </w:rPr>
-            </w:pPr>
-            <w:r>
-              <w:rPr>
-                <w:rFonts w:ascii="宋体" w:hAnsi="宋体"/>
-                <w:sz w:val="24"/>
-              </w:rPr>
-              <w:t>本课题的研究思路主要围绕“轻量级部署 + 半监督训练”展开，整体流程涵盖了数据准备、模型训练、伪标签生成、系统部署与性能优化等环节。研究过程中，充分考虑系统的工程可行性与部署性能，以实现一套可落地、可拓展的人脸表情识别系统。</w:t>
-            </w:r>
-          </w:p>
-          <w:p>
-            <w:pPr>
-              <w:spacing w:line="400" w:lineRule="exact"/>
-              <w:ind w:rightChars="151" w:right="317" w:firstLineChars="200" w:firstLine="480"/>
-              <w:rPr>
-                <w:rFonts w:ascii="宋体" w:hAnsi="宋体"/>
+                <w:rFonts w:ascii="宋体" w:hAnsi="宋体" w:hint="eastAsia"/>
                 <w:sz w:val="24"/>
               </w:rPr>
             </w:pPr>
@@ -1935,16 +1810,16 @@
               <w:ind w:rightChars="151" w:right="317"/>
               <w:jc w:val="center"/>
               <w:rPr>
-                <w:rFonts w:ascii="宋体" w:hAnsi="宋体"/>
+                <w:rFonts w:ascii="宋体" w:hAnsi="宋体" w:hint="eastAsia"/>
                 <w:sz w:val="24"/>
               </w:rPr>
             </w:pPr>
             <w:r>
               <w:object w:dxaOrig="10620" w:dyaOrig="9708" w14:anchorId="5C6449D6">
-                <v:shape id="_x0000_i1028" type="#_x0000_t75" style="width:471.4pt;height:430.9pt" o:ole="">
+                <v:shape id="_x0000_i1028" type="#_x0000_t75" style="width:471.5pt;height:431pt" o:ole="">
                   <v:imagedata r:id="rId11" o:title=""/>
                 </v:shape>
-                <o:OLEObject Type="Embed" ProgID="Visio.Drawing.15" ShapeID="_x0000_i1028" DrawAspect="Content" ObjectID="_1826283915" r:id="rId12"/>
+                <o:OLEObject Type="Embed" ProgID="Visio.Drawing.15" ShapeID="_x0000_i1028" DrawAspect="Content" ObjectID="_1840602358" r:id="rId12"/>
               </w:object>
             </w:r>
             <w:r>
@@ -2009,23 +1884,435 @@
             <w:pPr>
               <w:ind w:rightChars="151" w:right="317" w:firstLineChars="200" w:firstLine="480"/>
               <w:rPr>
+                <w:rFonts w:ascii="宋体" w:hAnsi="宋体" w:hint="eastAsia"/>
+                <w:sz w:val="24"/>
+              </w:rPr>
+            </w:pPr>
+            <w:r>
+              <w:rPr>
+                <w:rFonts w:ascii="宋体" w:hAnsi="宋体" w:hint="eastAsia"/>
+                <w:sz w:val="24"/>
+              </w:rPr>
+              <w:t xml:space="preserve">1. </w:t>
+            </w:r>
+            <w:r>
+              <w:rPr>
+                <w:rFonts w:ascii="宋体" w:hAnsi="宋体" w:hint="eastAsia"/>
+                <w:sz w:val="24"/>
+              </w:rPr>
+              <w:t>明确需求与查阅文献</w:t>
+            </w:r>
+          </w:p>
+          <w:p>
+            <w:pPr>
+              <w:spacing w:line="400" w:lineRule="exact"/>
+              <w:ind w:rightChars="151" w:right="317" w:firstLineChars="200" w:firstLine="480"/>
+              <w:rPr>
+                <w:rFonts w:ascii="宋体" w:hAnsi="宋体" w:hint="eastAsia"/>
+                <w:sz w:val="24"/>
+              </w:rPr>
+            </w:pPr>
+            <w:r>
+              <w:rPr>
+                <w:rFonts w:ascii="宋体" w:hAnsi="宋体" w:hint="eastAsia"/>
+                <w:sz w:val="24"/>
+              </w:rPr>
+              <w:t>根据选题申报表和任务书，结合指导教师意见，明确系统功能和性能要求；查阅国内外相关文献，梳理表情识别和轻量级人脸检测技术的发展现状。</w:t>
+            </w:r>
+          </w:p>
+          <w:p>
+            <w:pPr>
+              <w:spacing w:line="400" w:lineRule="exact"/>
+              <w:ind w:rightChars="151" w:right="317" w:firstLineChars="200" w:firstLine="480"/>
+              <w:rPr>
+                <w:rFonts w:ascii="宋体" w:hAnsi="宋体" w:hint="eastAsia"/>
+                <w:sz w:val="24"/>
+              </w:rPr>
+            </w:pPr>
+            <w:r>
+              <w:rPr>
+                <w:rFonts w:ascii="宋体" w:hAnsi="宋体" w:hint="eastAsia"/>
+                <w:sz w:val="24"/>
+              </w:rPr>
+              <w:t xml:space="preserve">2. </w:t>
+            </w:r>
+            <w:r>
+              <w:rPr>
+                <w:rFonts w:ascii="宋体" w:hAnsi="宋体" w:hint="eastAsia"/>
+                <w:sz w:val="24"/>
+              </w:rPr>
+              <w:t>搭建开发环境与准备数据</w:t>
+            </w:r>
+          </w:p>
+          <w:p>
+            <w:pPr>
+              <w:spacing w:line="400" w:lineRule="exact"/>
+              <w:ind w:rightChars="151" w:right="317" w:firstLineChars="200" w:firstLine="480"/>
+              <w:rPr>
+                <w:rFonts w:ascii="宋体" w:hAnsi="宋体" w:hint="eastAsia"/>
+                <w:sz w:val="24"/>
+              </w:rPr>
+            </w:pPr>
+            <w:r>
+              <w:rPr>
+                <w:rFonts w:ascii="宋体" w:hAnsi="宋体" w:hint="eastAsia"/>
+                <w:sz w:val="24"/>
+              </w:rPr>
+              <w:t>在PC端配置Python、PyTorch、OpenCV 等开发环境；下载并整理FER2013数据集，完成数据清洗、划分训练集/验证集/测试集及数据增强策略设计。</w:t>
+            </w:r>
+          </w:p>
+          <w:p>
+            <w:pPr>
+              <w:spacing w:line="400" w:lineRule="exact"/>
+              <w:ind w:rightChars="151" w:right="317" w:firstLineChars="200" w:firstLine="480"/>
+              <w:rPr>
+                <w:rFonts w:ascii="宋体" w:hAnsi="宋体" w:hint="eastAsia"/>
+                <w:sz w:val="24"/>
+              </w:rPr>
+            </w:pPr>
+            <w:r>
+              <w:rPr>
+                <w:rFonts w:ascii="宋体" w:hAnsi="宋体" w:hint="eastAsia"/>
+                <w:sz w:val="24"/>
+              </w:rPr>
+              <w:t xml:space="preserve">3. </w:t>
+            </w:r>
+            <w:r>
+              <w:rPr>
+                <w:rFonts w:ascii="宋体" w:hAnsi="宋体" w:hint="eastAsia"/>
+                <w:sz w:val="24"/>
+              </w:rPr>
+              <w:t>建立与训练CNN表情识别模型</w:t>
+            </w:r>
+          </w:p>
+          <w:p>
+            <w:pPr>
+              <w:spacing w:line="400" w:lineRule="exact"/>
+              <w:ind w:rightChars="151" w:right="317" w:firstLineChars="200" w:firstLine="480"/>
+              <w:rPr>
+                <w:rFonts w:ascii="宋体" w:hAnsi="宋体" w:hint="eastAsia"/>
+                <w:sz w:val="24"/>
+              </w:rPr>
+            </w:pPr>
+            <w:r>
+              <w:rPr>
+                <w:rFonts w:ascii="宋体" w:hAnsi="宋体" w:hint="eastAsia"/>
+                <w:sz w:val="24"/>
+              </w:rPr>
+              <w:t>以MobileNetV3为基础搭建轻量级表情识别CNN模型，设计损失函数与训练策略，对模型进行多轮训练与调参，获得较优模型参数。</w:t>
+            </w:r>
+          </w:p>
+          <w:p>
+            <w:pPr>
+              <w:spacing w:line="400" w:lineRule="exact"/>
+              <w:ind w:rightChars="151" w:right="317" w:firstLineChars="200" w:firstLine="480"/>
+              <w:rPr>
+                <w:rFonts w:ascii="宋体" w:hAnsi="宋体" w:hint="eastAsia"/>
+                <w:sz w:val="24"/>
+              </w:rPr>
+            </w:pPr>
+            <w:r>
+              <w:rPr>
+                <w:rFonts w:ascii="宋体" w:hAnsi="宋体" w:hint="eastAsia"/>
+                <w:sz w:val="24"/>
+              </w:rPr>
+              <w:t xml:space="preserve">4. </w:t>
+            </w:r>
+            <w:r>
+              <w:rPr>
+                <w:rFonts w:ascii="宋体" w:hAnsi="宋体" w:hint="eastAsia"/>
+                <w:sz w:val="24"/>
+              </w:rPr>
+              <w:t>引入YuNet实现人脸检测与对齐</w:t>
+            </w:r>
+          </w:p>
+          <w:p>
+            <w:pPr>
+              <w:spacing w:line="400" w:lineRule="exact"/>
+              <w:ind w:rightChars="151" w:right="317" w:firstLineChars="200" w:firstLine="480"/>
+              <w:rPr>
+                <w:rFonts w:ascii="宋体" w:hAnsi="宋体" w:hint="eastAsia"/>
+                <w:sz w:val="24"/>
+              </w:rPr>
+            </w:pPr>
+            <w:r>
+              <w:rPr>
+                <w:rFonts w:ascii="宋体" w:hAnsi="宋体" w:hint="eastAsia"/>
+                <w:sz w:val="24"/>
+              </w:rPr>
+              <w:t>学习YuNet模型的使用方法与接口，将其集成到Python项目中，实现对视频流中人脸的实时检测与关键点定位，对检测到的人脸区域进行对齐和裁剪。</w:t>
+            </w:r>
+          </w:p>
+          <w:p>
+            <w:pPr>
+              <w:spacing w:line="400" w:lineRule="exact"/>
+              <w:ind w:rightChars="151" w:right="317" w:firstLineChars="200" w:firstLine="480"/>
+              <w:rPr>
+                <w:rFonts w:ascii="宋体" w:hAnsi="宋体" w:hint="eastAsia"/>
+                <w:sz w:val="24"/>
+              </w:rPr>
+            </w:pPr>
+            <w:r>
+              <w:rPr>
+                <w:rFonts w:ascii="宋体" w:hAnsi="宋体" w:hint="eastAsia"/>
+                <w:sz w:val="24"/>
+              </w:rPr>
+              <w:lastRenderedPageBreak/>
+              <w:t xml:space="preserve">5. </w:t>
+            </w:r>
+            <w:r>
+              <w:rPr>
+                <w:rFonts w:ascii="宋体" w:hAnsi="宋体" w:hint="eastAsia"/>
+                <w:sz w:val="24"/>
+              </w:rPr>
+              <w:t>系统集成与功能实现</w:t>
+            </w:r>
+          </w:p>
+          <w:p>
+            <w:pPr>
+              <w:spacing w:line="400" w:lineRule="exact"/>
+              <w:ind w:rightChars="151" w:right="317" w:firstLineChars="200" w:firstLine="480"/>
+              <w:rPr>
+                <w:rFonts w:ascii="宋体" w:hAnsi="宋体" w:hint="eastAsia"/>
+                <w:sz w:val="24"/>
+              </w:rPr>
+            </w:pPr>
+            <w:r>
+              <w:rPr>
+                <w:rFonts w:ascii="宋体" w:hAnsi="宋体" w:hint="eastAsia"/>
+                <w:sz w:val="24"/>
+              </w:rPr>
+              <w:t>将人脸检测模块与表情识别模块进行流水线式集成，完成摄像头图像采集、预处理、检测、识别及前端显示等功能，实现端到端的人脸表情识别系统。系统运行流程与模块间数据交互在设计思路流程图中进行展示。</w:t>
+            </w:r>
+          </w:p>
+          <w:p>
+            <w:pPr>
+              <w:spacing w:line="400" w:lineRule="exact"/>
+              <w:ind w:rightChars="151" w:right="317" w:firstLineChars="200" w:firstLine="480"/>
+              <w:rPr>
+                <w:rFonts w:ascii="宋体" w:hAnsi="宋体" w:hint="eastAsia"/>
+                <w:sz w:val="24"/>
+              </w:rPr>
+            </w:pPr>
+            <w:r>
+              <w:rPr>
+                <w:rFonts w:ascii="宋体" w:hAnsi="宋体" w:hint="eastAsia"/>
+                <w:sz w:val="24"/>
+              </w:rPr>
+              <w:t xml:space="preserve">6. </w:t>
+            </w:r>
+            <w:r>
+              <w:rPr>
+                <w:rFonts w:ascii="宋体" w:hAnsi="宋体" w:hint="eastAsia"/>
+                <w:sz w:val="24"/>
+              </w:rPr>
+              <w:t>跨平台部署与优化</w:t>
+            </w:r>
+          </w:p>
+          <w:p>
+            <w:pPr>
+              <w:spacing w:line="400" w:lineRule="exact"/>
+              <w:ind w:rightChars="151" w:right="317" w:firstLineChars="200" w:firstLine="480"/>
+              <w:rPr>
+                <w:rFonts w:ascii="宋体" w:hAnsi="宋体" w:hint="eastAsia"/>
+                <w:sz w:val="24"/>
+              </w:rPr>
+            </w:pPr>
+            <w:r>
+              <w:rPr>
+                <w:rFonts w:ascii="宋体" w:hAnsi="宋体" w:hint="eastAsia"/>
+                <w:sz w:val="24"/>
+              </w:rPr>
+              <w:t>在PC端完成功能验证后，将训练好的模型迁移至树莓派5平台；根据嵌入式设备的资源限制，对模型进行适当压缩或采用加速库，提升推理速度，保证系统在树莓派上的实时性。</w:t>
+            </w:r>
+          </w:p>
+          <w:p>
+            <w:pPr>
+              <w:spacing w:line="400" w:lineRule="exact"/>
+              <w:ind w:rightChars="151" w:right="317" w:firstLineChars="200" w:firstLine="480"/>
+              <w:rPr>
+                <w:rFonts w:ascii="宋体" w:hAnsi="宋体" w:hint="eastAsia"/>
+                <w:sz w:val="24"/>
+              </w:rPr>
+            </w:pPr>
+            <w:r>
+              <w:rPr>
+                <w:rFonts w:ascii="宋体" w:hAnsi="宋体" w:hint="eastAsia"/>
+                <w:sz w:val="24"/>
+              </w:rPr>
+              <w:t xml:space="preserve">7. </w:t>
+            </w:r>
+            <w:r>
+              <w:rPr>
+                <w:rFonts w:ascii="宋体" w:hAnsi="宋体" w:hint="eastAsia"/>
+                <w:sz w:val="24"/>
+              </w:rPr>
+              <w:t>性能测试与撰写</w:t>
+            </w:r>
+          </w:p>
+          <w:p>
+            <w:pPr>
+              <w:spacing w:line="400" w:lineRule="exact"/>
+              <w:ind w:rightChars="151" w:right="317" w:firstLineChars="200" w:firstLine="480"/>
+              <w:rPr>
+                <w:rFonts w:ascii="宋体" w:hAnsi="宋体" w:hint="eastAsia"/>
+                <w:sz w:val="24"/>
+              </w:rPr>
+            </w:pPr>
+            <w:r>
+              <w:rPr>
+                <w:rFonts w:ascii="宋体" w:hAnsi="宋体" w:hint="eastAsia"/>
+                <w:sz w:val="24"/>
+              </w:rPr>
+              <w:t>在不同场景下对系统进行测试，记录识别准确率、帧率、延迟等指标，分析系统的优缺点；整理实验数据与系统设计过程，撰写毕业设计与答辩材料。</w:t>
+            </w:r>
+          </w:p>
+          <w:p>
+            <w:pPr>
+              <w:spacing w:line="400" w:lineRule="exact"/>
+              <w:ind w:rightChars="151" w:right="317" w:firstLineChars="200" w:firstLine="482"/>
+              <w:rPr>
+                <w:rFonts w:ascii="宋体" w:hAnsi="宋体" w:hint="eastAsia"/>
+                <w:b/>
+                <w:bCs/>
+                <w:sz w:val="24"/>
+              </w:rPr>
+            </w:pPr>
+            <w:r>
+              <w:rPr>
+                <w:rFonts w:ascii="宋体" w:hAnsi="宋体" w:hint="eastAsia"/>
+                <w:b/>
+                <w:bCs/>
+                <w:sz w:val="24"/>
+              </w:rPr>
+              <w:t>5. 参考文献</w:t>
+            </w:r>
+          </w:p>
+          <w:p>
+            <w:pPr>
+              <w:spacing w:line="400" w:lineRule="exact"/>
+              <w:ind w:rightChars="151" w:right="317" w:firstLineChars="200" w:firstLine="480"/>
+              <w:rPr>
+                <w:rFonts w:ascii="宋体" w:hAnsi="宋体" w:hint="eastAsia"/>
+                <w:sz w:val="24"/>
+              </w:rPr>
+            </w:pPr>
+            <w:r>
+              <w:rPr>
+                <w:rFonts w:ascii="宋体" w:hAnsi="宋体" w:hint="eastAsia"/>
+                <w:sz w:val="24"/>
+              </w:rPr>
+              <w:t>[1] 李宏毅. 深度学习导论[M]. 北京: 机械工业出版社, 2022.</w:t>
+            </w:r>
+          </w:p>
+          <w:p>
+            <w:pPr>
+              <w:spacing w:line="400" w:lineRule="exact"/>
+              <w:ind w:rightChars="151" w:right="317" w:firstLineChars="200" w:firstLine="480"/>
+              <w:rPr>
+                <w:rFonts w:ascii="宋体" w:hAnsi="宋体" w:hint="eastAsia"/>
+                <w:sz w:val="24"/>
+              </w:rPr>
+            </w:pPr>
+            <w:r>
+              <w:rPr>
+                <w:rFonts w:ascii="宋体" w:hAnsi="宋体" w:hint="eastAsia"/>
+                <w:sz w:val="24"/>
+              </w:rPr>
+              <w:t>[2] 刘洋. 基于轻量级网络的人脸表情识别研究[D]. 哈尔滨工业大学, 2023.</w:t>
+            </w:r>
+          </w:p>
+          <w:p>
+            <w:pPr>
+              <w:spacing w:line="400" w:lineRule="exact"/>
+              <w:ind w:rightChars="151" w:right="317" w:firstLineChars="200" w:firstLine="480"/>
+              <w:rPr>
+                <w:rFonts w:ascii="宋体" w:hAnsi="宋体" w:hint="eastAsia"/>
+                <w:sz w:val="24"/>
+              </w:rPr>
+            </w:pPr>
+            <w:r>
+              <w:rPr>
+                <w:rFonts w:ascii="宋体" w:hAnsi="宋体" w:hint="eastAsia"/>
+                <w:sz w:val="24"/>
+              </w:rPr>
+              <w:t>[3] 孙培源. 轻量级人脸表情识别神经网络研究[D]. 南京信息工程大学, 2025.</w:t>
+            </w:r>
+          </w:p>
+          <w:p>
+            <w:pPr>
+              <w:spacing w:line="400" w:lineRule="exact"/>
+              <w:ind w:rightChars="151" w:right="317" w:firstLineChars="200" w:firstLine="480"/>
+              <w:rPr>
+                <w:rFonts w:ascii="宋体" w:hAnsi="宋体" w:hint="eastAsia"/>
+                <w:sz w:val="24"/>
+              </w:rPr>
+            </w:pPr>
+            <w:r>
+              <w:rPr>
+                <w:rFonts w:ascii="宋体" w:hAnsi="宋体" w:hint="eastAsia"/>
+                <w:sz w:val="24"/>
+              </w:rPr>
+              <w:t>[4] 胡敏, 胡鹏远, 等. 基于面部运动单元和时序注意力的视频表情识别方法[J]. 计算机辅助设计与图形学学报, 2023, 35(1):108</w:t>
+            </w:r>
+            <w:r>
+              <w:rPr>
+                <w:rFonts w:ascii="宋体" w:hAnsi="宋体" w:hint="eastAsia"/>
+                <w:sz w:val="24"/>
+              </w:rPr>
+              <w:t>-</w:t>
+            </w:r>
+            <w:r>
+              <w:rPr>
+                <w:rFonts w:ascii="宋体" w:hAnsi="宋体" w:hint="eastAsia"/>
+                <w:sz w:val="24"/>
+              </w:rPr>
+              <w:t>117.</w:t>
+            </w:r>
+          </w:p>
+          <w:p>
+            <w:pPr>
+              <w:spacing w:line="400" w:lineRule="exact"/>
+              <w:ind w:rightChars="151" w:right="317" w:firstLineChars="200" w:firstLine="480"/>
+              <w:rPr>
+                <w:rFonts w:ascii="宋体" w:hAnsi="宋体" w:hint="eastAsia"/>
+                <w:sz w:val="24"/>
+              </w:rPr>
+            </w:pPr>
+            <w:r>
+              <w:rPr>
                 <w:rFonts w:ascii="宋体" w:hAnsi="宋体"/>
                 <w:sz w:val="24"/>
               </w:rPr>
-            </w:pPr>
-            <w:r>
-              <w:rPr>
-                <w:rFonts w:ascii="宋体" w:hAnsi="宋体" w:hint="eastAsia"/>
-                <w:sz w:val="24"/>
-              </w:rPr>
-              <w:t>（1）</w:t>
-            </w:r>
-            <w:r>
-              <w:rPr>
-                <w:rFonts w:ascii="宋体" w:hAnsi="宋体" w:hint="eastAsia"/>
-                <w:sz w:val="24"/>
-              </w:rPr>
-              <w:t xml:space="preserve"> 明确需求与查阅文献</w:t>
+              <w:t>[</w:t>
+            </w:r>
+            <w:r>
+              <w:rPr>
+                <w:rFonts w:ascii="宋体" w:hAnsi="宋体" w:hint="eastAsia"/>
+                <w:sz w:val="24"/>
+              </w:rPr>
+              <w:t>5</w:t>
+            </w:r>
+            <w:r>
+              <w:rPr>
+                <w:rFonts w:ascii="宋体" w:hAnsi="宋体"/>
+                <w:sz w:val="24"/>
+              </w:rPr>
+              <w:t>] Andrew Howard, Mark Sandler, et al. Searching for MobileNetV3[C] // Proceedings of the IEEE/CVF International Conference on Computer Vision (ICCV). 2019:1314</w:t>
+            </w:r>
+            <w:r>
+              <w:rPr>
+                <w:rFonts w:ascii="宋体" w:hAnsi="宋体" w:hint="eastAsia"/>
+                <w:sz w:val="24"/>
+              </w:rPr>
+              <w:t>-</w:t>
+            </w:r>
+            <w:r>
+              <w:rPr>
+                <w:rFonts w:ascii="宋体" w:hAnsi="宋体"/>
+                <w:sz w:val="24"/>
+              </w:rPr>
+              <w:t>1324.</w:t>
             </w:r>
           </w:p>
           <w:p>
@@ -2033,16 +2320,99 @@
               <w:spacing w:line="400" w:lineRule="exact"/>
               <w:ind w:rightChars="151" w:right="317" w:firstLineChars="200" w:firstLine="480"/>
               <w:rPr>
+                <w:rFonts w:ascii="宋体" w:hAnsi="宋体" w:hint="eastAsia"/>
+                <w:sz w:val="24"/>
+              </w:rPr>
+            </w:pPr>
+            <w:r>
+              <w:rPr>
+                <w:rFonts w:ascii="宋体" w:hAnsi="宋体" w:hint="eastAsia"/>
+                <w:sz w:val="24"/>
+              </w:rPr>
+              <w:t>[6] 李军, 李明. 改进多尺度卷积神经网络的人脸表情识别研究[J]. 重庆邮电大学学报(自然科学版), 2022, 34(02):201</w:t>
+            </w:r>
+            <w:r>
+              <w:rPr>
+                <w:rFonts w:ascii="宋体" w:hAnsi="宋体" w:hint="eastAsia"/>
+                <w:sz w:val="24"/>
+              </w:rPr>
+              <w:t>-</w:t>
+            </w:r>
+            <w:r>
+              <w:rPr>
+                <w:rFonts w:ascii="宋体" w:hAnsi="宋体" w:hint="eastAsia"/>
+                <w:sz w:val="24"/>
+              </w:rPr>
+              <w:t>207.</w:t>
+            </w:r>
+          </w:p>
+          <w:p>
+            <w:pPr>
+              <w:spacing w:line="400" w:lineRule="exact"/>
+              <w:ind w:rightChars="151" w:right="317" w:firstLineChars="200" w:firstLine="480"/>
+              <w:rPr>
+                <w:rFonts w:ascii="宋体" w:hAnsi="宋体" w:hint="eastAsia"/>
+                <w:sz w:val="24"/>
+              </w:rPr>
+            </w:pPr>
+            <w:r>
+              <w:rPr>
+                <w:rFonts w:ascii="宋体" w:hAnsi="宋体" w:hint="eastAsia"/>
+                <w:sz w:val="24"/>
+              </w:rPr>
+              <w:t>[</w:t>
+            </w:r>
+            <w:r>
+              <w:rPr>
+                <w:rFonts w:ascii="宋体" w:hAnsi="宋体" w:hint="eastAsia"/>
+                <w:sz w:val="24"/>
+              </w:rPr>
+              <w:t>7</w:t>
+            </w:r>
+            <w:r>
+              <w:rPr>
+                <w:rFonts w:ascii="宋体" w:hAnsi="宋体" w:hint="eastAsia"/>
+                <w:sz w:val="24"/>
+              </w:rPr>
+              <w:t>] 刘劲, 罗晓曙, 等. 权重推断与标签平滑的轻量级人脸表情识别[J]. 计算机工程与应用, 2024, 60(2)</w:t>
+            </w:r>
+            <w:r>
+              <w:rPr>
+                <w:rFonts w:ascii="宋体" w:hAnsi="宋体" w:hint="eastAsia"/>
+                <w:sz w:val="24"/>
+              </w:rPr>
+              <w:t>:77-83</w:t>
+            </w:r>
+          </w:p>
+          <w:p>
+            <w:pPr>
+              <w:spacing w:line="400" w:lineRule="exact"/>
+              <w:ind w:rightChars="151" w:right="317" w:firstLineChars="200" w:firstLine="480"/>
+              <w:rPr>
+                <w:rFonts w:ascii="宋体" w:hAnsi="宋体" w:hint="eastAsia"/>
+                <w:sz w:val="24"/>
+              </w:rPr>
+            </w:pPr>
+            <w:r>
+              <w:rPr>
                 <w:rFonts w:ascii="宋体" w:hAnsi="宋体"/>
                 <w:sz w:val="24"/>
               </w:rPr>
-            </w:pPr>
-            <w:r>
-              <w:rPr>
-                <w:rFonts w:ascii="宋体" w:hAnsi="宋体" w:hint="eastAsia"/>
-                <w:sz w:val="24"/>
-              </w:rPr>
-              <w:t xml:space="preserve"> 根据选题申报表和任务书，结合指导教师意见，明确系统功能和性能要求；查阅国内外相关文献，梳理表情识别和轻量级人脸检测技术的发展现状。</w:t>
+              <w:t>[8] Jiankang Deng, Jia Guo, et al. ArcFace: Additive Angular Margin Loss for Deep Face Recognition[C] // Proceedings of CVPR. 2019:4690</w:t>
+            </w:r>
+            <w:r>
+              <w:rPr>
+                <w:rFonts w:ascii="宋体" w:hAnsi="宋体" w:hint="eastAsia"/>
+                <w:sz w:val="24"/>
+              </w:rPr>
+              <w:t>-</w:t>
+            </w:r>
+            <w:r>
+              <w:rPr>
+                <w:rFonts w:ascii="宋体" w:hAnsi="宋体"/>
+                <w:sz w:val="24"/>
+              </w:rPr>
+              <w:t>4699.</w:t>
             </w:r>
           </w:p>
           <w:p>
@@ -2050,37 +2420,30 @@
               <w:spacing w:line="400" w:lineRule="exact"/>
               <w:ind w:rightChars="151" w:right="317" w:firstLineChars="200" w:firstLine="480"/>
               <w:rPr>
+                <w:rFonts w:ascii="宋体" w:hAnsi="宋体" w:hint="eastAsia"/>
+                <w:sz w:val="24"/>
+              </w:rPr>
+            </w:pPr>
+            <w:r>
+              <w:rPr>
                 <w:rFonts w:ascii="宋体" w:hAnsi="宋体"/>
                 <w:sz w:val="24"/>
               </w:rPr>
-            </w:pPr>
-            <w:r>
-              <w:rPr>
-                <w:rFonts w:ascii="宋体" w:hAnsi="宋体" w:hint="eastAsia"/>
-                <w:sz w:val="24"/>
-              </w:rPr>
-              <w:t>（</w:t>
-            </w:r>
-            <w:r>
-              <w:rPr>
-                <w:rFonts w:ascii="宋体" w:hAnsi="宋体" w:hint="eastAsia"/>
-                <w:sz w:val="24"/>
-              </w:rPr>
-              <w:t>2</w:t>
-            </w:r>
-            <w:r>
-              <w:rPr>
-                <w:rFonts w:ascii="宋体" w:hAnsi="宋体" w:hint="eastAsia"/>
-                <w:sz w:val="24"/>
-              </w:rPr>
-              <w:t>）</w:t>
-            </w:r>
-            <w:r>
-              <w:rPr>
-                <w:rFonts w:ascii="宋体" w:hAnsi="宋体" w:hint="eastAsia"/>
-                <w:sz w:val="24"/>
-              </w:rPr>
-              <w:t xml:space="preserve"> 搭建开发环境与准备数据</w:t>
+              <w:t>[9] Wei Wu, Hanyang Peng, et al. YuNet: A Tiny MillisecondLevel Face Detector[J]. Machine Intelligence Research, 2023, 20(5):656</w:t>
+            </w:r>
+            <w:r>
+              <w:rPr>
+                <w:rFonts w:ascii="宋体" w:hAnsi="宋体" w:hint="eastAsia"/>
+                <w:sz w:val="24"/>
+              </w:rPr>
+              <w:t>-</w:t>
+            </w:r>
+            <w:r>
+              <w:rPr>
+                <w:rFonts w:ascii="宋体" w:hAnsi="宋体"/>
+                <w:sz w:val="24"/>
+              </w:rPr>
+              <w:t>665.</w:t>
             </w:r>
           </w:p>
           <w:p>
@@ -2088,16 +2451,30 @@
               <w:spacing w:line="400" w:lineRule="exact"/>
               <w:ind w:rightChars="151" w:right="317" w:firstLineChars="200" w:firstLine="480"/>
               <w:rPr>
+                <w:rFonts w:ascii="宋体" w:hAnsi="宋体" w:hint="eastAsia"/>
+                <w:sz w:val="24"/>
+              </w:rPr>
+            </w:pPr>
+            <w:r>
+              <w:rPr>
                 <w:rFonts w:ascii="宋体" w:hAnsi="宋体"/>
                 <w:sz w:val="24"/>
               </w:rPr>
-            </w:pPr>
-            <w:r>
-              <w:rPr>
-                <w:rFonts w:ascii="宋体" w:hAnsi="宋体" w:hint="eastAsia"/>
-                <w:sz w:val="24"/>
-              </w:rPr>
-              <w:t>在 PC 端配置 Python、PyTorch、OpenCV 等开发环境；下载并整理 FER2013 数据集，完成数据清洗、划分训练集/验证集/测试集及数据增强策略设计。</w:t>
+              <w:t xml:space="preserve">[10] Goodfellow I, Bengio Y, </w:t>
+            </w:r>
+            <w:r>
+              <w:rPr>
+                <w:rFonts w:ascii="宋体" w:hAnsi="宋体"/>
+                <w:sz w:val="24"/>
+              </w:rPr>
+              <w:t>et al.</w:t>
+            </w:r>
+            <w:r>
+              <w:rPr>
+                <w:rFonts w:ascii="宋体" w:hAnsi="宋体"/>
+                <w:sz w:val="24"/>
+              </w:rPr>
+              <w:t xml:space="preserve"> Deep Learning[M]. MIT Press, 2016.  </w:t>
             </w:r>
           </w:p>
           <w:p>
@@ -2105,641 +2482,7 @@
               <w:spacing w:line="400" w:lineRule="exact"/>
               <w:ind w:rightChars="151" w:right="317" w:firstLineChars="200" w:firstLine="480"/>
               <w:rPr>
-                <w:rFonts w:ascii="宋体" w:hAnsi="宋体"/>
-                <w:sz w:val="24"/>
-              </w:rPr>
-            </w:pPr>
-            <w:r>
-              <w:rPr>
-                <w:rFonts w:ascii="宋体" w:hAnsi="宋体" w:hint="eastAsia"/>
-                <w:sz w:val="24"/>
-              </w:rPr>
-              <w:t>（</w:t>
-            </w:r>
-            <w:r>
-              <w:rPr>
-                <w:rFonts w:ascii="宋体" w:hAnsi="宋体" w:hint="eastAsia"/>
-                <w:sz w:val="24"/>
-              </w:rPr>
-              <w:t>3</w:t>
-            </w:r>
-            <w:r>
-              <w:rPr>
-                <w:rFonts w:ascii="宋体" w:hAnsi="宋体" w:hint="eastAsia"/>
-                <w:sz w:val="24"/>
-              </w:rPr>
-              <w:t>）</w:t>
-            </w:r>
-            <w:r>
-              <w:rPr>
-                <w:rFonts w:ascii="宋体" w:hAnsi="宋体" w:hint="eastAsia"/>
-                <w:sz w:val="24"/>
-              </w:rPr>
-              <w:t xml:space="preserve"> 建立与训练 CNN 表情识别模型</w:t>
-            </w:r>
-          </w:p>
-          <w:p>
-            <w:pPr>
-              <w:spacing w:line="400" w:lineRule="exact"/>
-              <w:ind w:rightChars="151" w:right="317" w:firstLineChars="200" w:firstLine="480"/>
-              <w:rPr>
-                <w:rFonts w:ascii="宋体" w:hAnsi="宋体"/>
-                <w:sz w:val="24"/>
-              </w:rPr>
-            </w:pPr>
-            <w:r>
-              <w:rPr>
-                <w:rFonts w:ascii="宋体" w:hAnsi="宋体" w:hint="eastAsia"/>
-                <w:sz w:val="24"/>
-              </w:rPr>
-              <w:t>以 MobileNetV3 为基础搭建轻量级表情识别 CNN 模型，设计损失函数与训练策略，对模型进行多轮训练与调参，获得较优模型参数。</w:t>
-            </w:r>
-          </w:p>
-          <w:p>
-            <w:pPr>
-              <w:spacing w:line="400" w:lineRule="exact"/>
-              <w:ind w:rightChars="151" w:right="317" w:firstLineChars="200" w:firstLine="480"/>
-              <w:rPr>
-                <w:rFonts w:ascii="宋体" w:hAnsi="宋体"/>
-                <w:sz w:val="24"/>
-              </w:rPr>
-            </w:pPr>
-            <w:r>
-              <w:rPr>
-                <w:rFonts w:ascii="宋体" w:hAnsi="宋体" w:hint="eastAsia"/>
-                <w:sz w:val="24"/>
-              </w:rPr>
-              <w:t>（</w:t>
-            </w:r>
-            <w:r>
-              <w:rPr>
-                <w:rFonts w:ascii="宋体" w:hAnsi="宋体" w:hint="eastAsia"/>
-                <w:sz w:val="24"/>
-              </w:rPr>
-              <w:t>4</w:t>
-            </w:r>
-            <w:r>
-              <w:rPr>
-                <w:rFonts w:ascii="宋体" w:hAnsi="宋体" w:hint="eastAsia"/>
-                <w:sz w:val="24"/>
-              </w:rPr>
-              <w:t>）</w:t>
-            </w:r>
-            <w:r>
-              <w:rPr>
-                <w:rFonts w:ascii="宋体" w:hAnsi="宋体" w:hint="eastAsia"/>
-                <w:sz w:val="24"/>
-              </w:rPr>
-              <w:t xml:space="preserve"> 引入 YuNet 实现人脸检测与对齐</w:t>
-            </w:r>
-          </w:p>
-          <w:p>
-            <w:pPr>
-              <w:spacing w:line="400" w:lineRule="exact"/>
-              <w:ind w:rightChars="151" w:right="317" w:firstLineChars="200" w:firstLine="480"/>
-              <w:rPr>
-                <w:rFonts w:ascii="宋体" w:hAnsi="宋体"/>
-                <w:sz w:val="24"/>
-              </w:rPr>
-            </w:pPr>
-            <w:r>
-              <w:rPr>
-                <w:rFonts w:ascii="宋体" w:hAnsi="宋体" w:hint="eastAsia"/>
-                <w:sz w:val="24"/>
-              </w:rPr>
-              <w:t>学习 YuNet 模型的使用方法与接口，将其集成到 Python 项目中，实现对视频流中人脸的实时检测与关键点定位，对检测到的人脸区域进行对齐和裁剪。</w:t>
-            </w:r>
-          </w:p>
-          <w:p>
-            <w:pPr>
-              <w:spacing w:line="400" w:lineRule="exact"/>
-              <w:ind w:rightChars="151" w:right="317" w:firstLineChars="200" w:firstLine="480"/>
-              <w:rPr>
-                <w:rFonts w:ascii="宋体" w:hAnsi="宋体"/>
-                <w:sz w:val="24"/>
-              </w:rPr>
-            </w:pPr>
-            <w:r>
-              <w:rPr>
-                <w:rFonts w:ascii="宋体" w:hAnsi="宋体" w:hint="eastAsia"/>
-                <w:sz w:val="24"/>
-              </w:rPr>
-              <w:lastRenderedPageBreak/>
-              <w:t>（</w:t>
-            </w:r>
-            <w:r>
-              <w:rPr>
-                <w:rFonts w:ascii="宋体" w:hAnsi="宋体" w:hint="eastAsia"/>
-                <w:sz w:val="24"/>
-              </w:rPr>
-              <w:t>5</w:t>
-            </w:r>
-            <w:r>
-              <w:rPr>
-                <w:rFonts w:ascii="宋体" w:hAnsi="宋体" w:hint="eastAsia"/>
-                <w:sz w:val="24"/>
-              </w:rPr>
-              <w:t>）</w:t>
-            </w:r>
-            <w:r>
-              <w:rPr>
-                <w:rFonts w:ascii="宋体" w:hAnsi="宋体" w:hint="eastAsia"/>
-                <w:sz w:val="24"/>
-              </w:rPr>
-              <w:t xml:space="preserve"> 系统集成与功能实现</w:t>
-            </w:r>
-          </w:p>
-          <w:p>
-            <w:pPr>
-              <w:spacing w:line="400" w:lineRule="exact"/>
-              <w:ind w:rightChars="151" w:right="317" w:firstLineChars="200" w:firstLine="480"/>
-              <w:rPr>
-                <w:rFonts w:ascii="宋体" w:hAnsi="宋体"/>
-                <w:sz w:val="24"/>
-              </w:rPr>
-            </w:pPr>
-            <w:r>
-              <w:rPr>
-                <w:rFonts w:ascii="宋体" w:hAnsi="宋体" w:hint="eastAsia"/>
-                <w:sz w:val="24"/>
-              </w:rPr>
-              <w:t>将人脸检测模块与表情识别模块进行流水线式集成，完成摄像头图像采集、预处理、检测、识别及前端显示等功能，实现端到端的人脸表情识别系统。系统运行流程与模块</w:t>
-            </w:r>
-            <w:proofErr w:type="gramStart"/>
-            <w:r>
-              <w:rPr>
-                <w:rFonts w:ascii="宋体" w:hAnsi="宋体" w:hint="eastAsia"/>
-                <w:sz w:val="24"/>
-              </w:rPr>
-              <w:t>间数据</w:t>
-            </w:r>
-            <w:proofErr w:type="gramEnd"/>
-            <w:r>
-              <w:rPr>
-                <w:rFonts w:ascii="宋体" w:hAnsi="宋体" w:hint="eastAsia"/>
-                <w:sz w:val="24"/>
-              </w:rPr>
-              <w:t>交互在设计思路流程图中进行展示。</w:t>
-            </w:r>
-          </w:p>
-          <w:p>
-            <w:pPr>
-              <w:spacing w:line="400" w:lineRule="exact"/>
-              <w:ind w:rightChars="151" w:right="317" w:firstLineChars="200" w:firstLine="480"/>
-              <w:rPr>
-                <w:rFonts w:ascii="宋体" w:hAnsi="宋体"/>
-                <w:sz w:val="24"/>
-              </w:rPr>
-            </w:pPr>
-            <w:r>
-              <w:rPr>
-                <w:rFonts w:ascii="宋体" w:hAnsi="宋体" w:hint="eastAsia"/>
-                <w:sz w:val="24"/>
-              </w:rPr>
-              <w:t>（</w:t>
-            </w:r>
-            <w:r>
-              <w:rPr>
-                <w:rFonts w:ascii="宋体" w:hAnsi="宋体" w:hint="eastAsia"/>
-                <w:sz w:val="24"/>
-              </w:rPr>
-              <w:t>6</w:t>
-            </w:r>
-            <w:r>
-              <w:rPr>
-                <w:rFonts w:ascii="宋体" w:hAnsi="宋体" w:hint="eastAsia"/>
-                <w:sz w:val="24"/>
-              </w:rPr>
-              <w:t>）</w:t>
-            </w:r>
-            <w:r>
-              <w:rPr>
-                <w:rFonts w:ascii="宋体" w:hAnsi="宋体" w:hint="eastAsia"/>
-                <w:sz w:val="24"/>
-              </w:rPr>
-              <w:t xml:space="preserve"> 跨平台部署与优化</w:t>
-            </w:r>
-          </w:p>
-          <w:p>
-            <w:pPr>
-              <w:spacing w:line="400" w:lineRule="exact"/>
-              <w:ind w:rightChars="151" w:right="317" w:firstLineChars="200" w:firstLine="480"/>
-              <w:rPr>
-                <w:rFonts w:ascii="宋体" w:hAnsi="宋体"/>
-                <w:sz w:val="24"/>
-              </w:rPr>
-            </w:pPr>
-            <w:r>
-              <w:rPr>
-                <w:rFonts w:ascii="宋体" w:hAnsi="宋体" w:hint="eastAsia"/>
-                <w:sz w:val="24"/>
-              </w:rPr>
-              <w:t>在 PC 端完成功能验证后，将训练好的模型迁移至树莓派5 平台；根据嵌入式设备的资源限制，对模型进行适当压缩或采用加速库，提升推理速度，保证系统在树莓派上的实时性。</w:t>
-            </w:r>
-          </w:p>
-          <w:p>
-            <w:pPr>
-              <w:spacing w:line="400" w:lineRule="exact"/>
-              <w:ind w:rightChars="151" w:right="317" w:firstLineChars="200" w:firstLine="480"/>
-              <w:rPr>
-                <w:rFonts w:ascii="宋体" w:hAnsi="宋体"/>
-                <w:sz w:val="24"/>
-              </w:rPr>
-            </w:pPr>
-            <w:r>
-              <w:rPr>
-                <w:rFonts w:ascii="宋体" w:hAnsi="宋体" w:hint="eastAsia"/>
-                <w:sz w:val="24"/>
-              </w:rPr>
-              <w:t>（</w:t>
-            </w:r>
-            <w:r>
-              <w:rPr>
-                <w:rFonts w:ascii="宋体" w:hAnsi="宋体" w:hint="eastAsia"/>
-                <w:sz w:val="24"/>
-              </w:rPr>
-              <w:t>7</w:t>
-            </w:r>
-            <w:r>
-              <w:rPr>
-                <w:rFonts w:ascii="宋体" w:hAnsi="宋体" w:hint="eastAsia"/>
-                <w:sz w:val="24"/>
-              </w:rPr>
-              <w:t>）</w:t>
-            </w:r>
-            <w:r>
-              <w:rPr>
-                <w:rFonts w:ascii="宋体" w:hAnsi="宋体" w:hint="eastAsia"/>
-                <w:sz w:val="24"/>
-              </w:rPr>
-              <w:t xml:space="preserve"> 性能测试与撰写</w:t>
-            </w:r>
-          </w:p>
-          <w:p>
-            <w:pPr>
-              <w:spacing w:line="400" w:lineRule="exact"/>
-              <w:ind w:rightChars="151" w:right="317" w:firstLineChars="200" w:firstLine="480"/>
-              <w:rPr>
-                <w:rFonts w:ascii="宋体" w:hAnsi="宋体"/>
-                <w:sz w:val="24"/>
-              </w:rPr>
-            </w:pPr>
-            <w:r>
-              <w:rPr>
-                <w:rFonts w:ascii="宋体" w:hAnsi="宋体" w:hint="eastAsia"/>
-                <w:sz w:val="24"/>
-              </w:rPr>
-              <w:t>在不同场景下对系统进行测试，记录识别准确率、帧率、延迟等指标，分析系统的优缺点；整理实验数据与系统设计过程，撰写毕业设计与答辩材料。</w:t>
-            </w:r>
-          </w:p>
-          <w:p>
-            <w:pPr>
-              <w:spacing w:line="400" w:lineRule="exact"/>
-              <w:ind w:rightChars="151" w:right="317" w:firstLineChars="200" w:firstLine="482"/>
-              <w:rPr>
-                <w:rFonts w:ascii="宋体" w:hAnsi="宋体"/>
-                <w:b/>
-                <w:bCs/>
-                <w:sz w:val="24"/>
-              </w:rPr>
-            </w:pPr>
-            <w:r>
-              <w:rPr>
-                <w:rFonts w:ascii="宋体" w:hAnsi="宋体" w:hint="eastAsia"/>
-                <w:b/>
-                <w:bCs/>
-                <w:sz w:val="24"/>
-              </w:rPr>
-              <w:t>5. 参考文献</w:t>
-            </w:r>
-          </w:p>
-          <w:p>
-            <w:pPr>
-              <w:spacing w:line="400" w:lineRule="exact"/>
-              <w:ind w:rightChars="151" w:right="317" w:firstLineChars="200" w:firstLine="480"/>
-              <w:rPr>
-                <w:rFonts w:ascii="宋体" w:hAnsi="宋体"/>
-                <w:sz w:val="24"/>
-              </w:rPr>
-            </w:pPr>
-            <w:r>
-              <w:rPr>
-                <w:rFonts w:ascii="宋体" w:hAnsi="宋体" w:hint="eastAsia"/>
-                <w:sz w:val="24"/>
-              </w:rPr>
-              <w:t>[1] 李宏毅. 深度学习导论[M]. 北京: 机械工业出版社, 2022.</w:t>
-            </w:r>
-          </w:p>
-          <w:p>
-            <w:pPr>
-              <w:spacing w:line="400" w:lineRule="exact"/>
-              <w:ind w:rightChars="151" w:right="317" w:firstLineChars="200" w:firstLine="480"/>
-              <w:rPr>
-                <w:rFonts w:ascii="宋体" w:hAnsi="宋体"/>
-                <w:sz w:val="24"/>
-              </w:rPr>
-            </w:pPr>
-            <w:r>
-              <w:rPr>
-                <w:rFonts w:ascii="宋体" w:hAnsi="宋体" w:hint="eastAsia"/>
-                <w:sz w:val="24"/>
-              </w:rPr>
-              <w:t>[2] 刘洋. 基于轻量级网络的人脸表情识别研究[D]. 哈尔滨工业大学, 2023.</w:t>
-            </w:r>
-          </w:p>
-          <w:p>
-            <w:pPr>
-              <w:spacing w:line="400" w:lineRule="exact"/>
-              <w:ind w:rightChars="151" w:right="317" w:firstLineChars="200" w:firstLine="480"/>
-              <w:rPr>
-                <w:rFonts w:ascii="宋体" w:hAnsi="宋体"/>
-                <w:sz w:val="24"/>
-              </w:rPr>
-            </w:pPr>
-            <w:r>
-              <w:rPr>
-                <w:rFonts w:ascii="宋体" w:hAnsi="宋体" w:hint="eastAsia"/>
-                <w:sz w:val="24"/>
-              </w:rPr>
-              <w:t xml:space="preserve">[3] </w:t>
-            </w:r>
-            <w:proofErr w:type="gramStart"/>
-            <w:r>
-              <w:rPr>
-                <w:rFonts w:ascii="宋体" w:hAnsi="宋体" w:hint="eastAsia"/>
-                <w:sz w:val="24"/>
-              </w:rPr>
-              <w:t>孙培源</w:t>
-            </w:r>
-            <w:proofErr w:type="gramEnd"/>
-            <w:r>
-              <w:rPr>
-                <w:rFonts w:ascii="宋体" w:hAnsi="宋体" w:hint="eastAsia"/>
-                <w:sz w:val="24"/>
-              </w:rPr>
-              <w:t>. 轻量级人脸表情识别神经网络研究[D]. 南京信息工程大学, 2025.</w:t>
-            </w:r>
-          </w:p>
-          <w:p>
-            <w:pPr>
-              <w:spacing w:line="400" w:lineRule="exact"/>
-              <w:ind w:rightChars="151" w:right="317" w:firstLineChars="200" w:firstLine="480"/>
-              <w:rPr>
-                <w:rFonts w:ascii="宋体" w:hAnsi="宋体"/>
-                <w:sz w:val="24"/>
-              </w:rPr>
-            </w:pPr>
-            <w:r>
-              <w:rPr>
-                <w:rFonts w:ascii="宋体" w:hAnsi="宋体" w:hint="eastAsia"/>
-                <w:sz w:val="24"/>
-              </w:rPr>
-              <w:t>[4] 胡敏, 胡鹏远, 等. 基于面部运动单元和时序注意力的视频表情识别方法[J]. 计算机辅助设计与图形</w:t>
-            </w:r>
-            <w:proofErr w:type="gramStart"/>
-            <w:r>
-              <w:rPr>
-                <w:rFonts w:ascii="宋体" w:hAnsi="宋体" w:hint="eastAsia"/>
-                <w:sz w:val="24"/>
-              </w:rPr>
-              <w:t>学</w:t>
-            </w:r>
-            <w:proofErr w:type="gramEnd"/>
-            <w:r>
-              <w:rPr>
-                <w:rFonts w:ascii="宋体" w:hAnsi="宋体" w:hint="eastAsia"/>
-                <w:sz w:val="24"/>
-              </w:rPr>
-              <w:t>学报, 2023, 35(1):108</w:t>
-            </w:r>
-            <w:r>
-              <w:rPr>
-                <w:rFonts w:ascii="宋体" w:hAnsi="宋体" w:hint="eastAsia"/>
-                <w:sz w:val="24"/>
-              </w:rPr>
-              <w:t>-</w:t>
-            </w:r>
-            <w:r>
-              <w:rPr>
-                <w:rFonts w:ascii="宋体" w:hAnsi="宋体" w:hint="eastAsia"/>
-                <w:sz w:val="24"/>
-              </w:rPr>
-              <w:t>117.</w:t>
-            </w:r>
-          </w:p>
-          <w:p>
-            <w:pPr>
-              <w:spacing w:line="400" w:lineRule="exact"/>
-              <w:ind w:rightChars="151" w:right="317" w:firstLineChars="200" w:firstLine="480"/>
-              <w:rPr>
-                <w:rFonts w:ascii="宋体" w:hAnsi="宋体"/>
-                <w:sz w:val="24"/>
-              </w:rPr>
-            </w:pPr>
-            <w:r>
-              <w:rPr>
-                <w:rFonts w:ascii="宋体" w:hAnsi="宋体"/>
-                <w:sz w:val="24"/>
-              </w:rPr>
-              <w:t>[</w:t>
-            </w:r>
-            <w:r>
-              <w:rPr>
-                <w:rFonts w:ascii="宋体" w:hAnsi="宋体" w:hint="eastAsia"/>
-                <w:sz w:val="24"/>
-              </w:rPr>
-              <w:t>5</w:t>
-            </w:r>
-            <w:r>
-              <w:rPr>
-                <w:rFonts w:ascii="宋体" w:hAnsi="宋体"/>
-                <w:sz w:val="24"/>
-              </w:rPr>
-              <w:t>] Andrew Howard, Mark Sandler, et al. Searching for MobileNetV3[C] // Proceedings of the IEEE/CVF International Conference on Computer Vision (ICCV). 2019:1314</w:t>
-            </w:r>
-            <w:r>
-              <w:rPr>
-                <w:rFonts w:ascii="宋体" w:hAnsi="宋体" w:hint="eastAsia"/>
-                <w:sz w:val="24"/>
-              </w:rPr>
-              <w:t>-</w:t>
-            </w:r>
-            <w:r>
-              <w:rPr>
-                <w:rFonts w:ascii="宋体" w:hAnsi="宋体"/>
-                <w:sz w:val="24"/>
-              </w:rPr>
-              <w:t>1324.</w:t>
-            </w:r>
-          </w:p>
-          <w:p>
-            <w:pPr>
-              <w:spacing w:line="400" w:lineRule="exact"/>
-              <w:ind w:rightChars="151" w:right="317" w:firstLineChars="200" w:firstLine="480"/>
-              <w:rPr>
-                <w:rFonts w:ascii="宋体" w:hAnsi="宋体"/>
-                <w:sz w:val="24"/>
-              </w:rPr>
-            </w:pPr>
-            <w:r>
-              <w:rPr>
-                <w:rFonts w:ascii="宋体" w:hAnsi="宋体" w:hint="eastAsia"/>
-                <w:sz w:val="24"/>
-              </w:rPr>
-              <w:t>[6] 李军, 李明. 改进多尺度卷积神经网络的人脸表情识别研究[J]. 重庆邮电大学学报(自然科学版), 2022, 34(02):201</w:t>
-            </w:r>
-            <w:r>
-              <w:rPr>
-                <w:rFonts w:ascii="宋体" w:hAnsi="宋体" w:hint="eastAsia"/>
-                <w:sz w:val="24"/>
-              </w:rPr>
-              <w:t>-</w:t>
-            </w:r>
-            <w:r>
-              <w:rPr>
-                <w:rFonts w:ascii="宋体" w:hAnsi="宋体" w:hint="eastAsia"/>
-                <w:sz w:val="24"/>
-              </w:rPr>
-              <w:t>207.</w:t>
-            </w:r>
-          </w:p>
-          <w:p>
-            <w:pPr>
-              <w:spacing w:line="400" w:lineRule="exact"/>
-              <w:ind w:rightChars="151" w:right="317" w:firstLineChars="200" w:firstLine="480"/>
-              <w:rPr>
-                <w:rFonts w:ascii="宋体" w:hAnsi="宋体"/>
-                <w:sz w:val="24"/>
-              </w:rPr>
-            </w:pPr>
-            <w:r>
-              <w:rPr>
-                <w:rFonts w:ascii="宋体" w:hAnsi="宋体" w:hint="eastAsia"/>
-                <w:sz w:val="24"/>
-              </w:rPr>
-              <w:t>[</w:t>
-            </w:r>
-            <w:r>
-              <w:rPr>
-                <w:rFonts w:ascii="宋体" w:hAnsi="宋体" w:hint="eastAsia"/>
-                <w:sz w:val="24"/>
-              </w:rPr>
-              <w:t>7</w:t>
-            </w:r>
-            <w:r>
-              <w:rPr>
-                <w:rFonts w:ascii="宋体" w:hAnsi="宋体" w:hint="eastAsia"/>
-                <w:sz w:val="24"/>
-              </w:rPr>
-              <w:t>] 刘劲, 罗晓曙, 等. 权重推断与标签平滑的轻量级人脸表情识别[J]. 计算机工程与应用, 2024, 60(2)</w:t>
-            </w:r>
-            <w:r>
-              <w:rPr>
-                <w:rFonts w:ascii="宋体" w:hAnsi="宋体" w:hint="eastAsia"/>
-                <w:sz w:val="24"/>
-              </w:rPr>
-              <w:t>:77-83</w:t>
-            </w:r>
-          </w:p>
-          <w:p>
-            <w:pPr>
-              <w:spacing w:line="400" w:lineRule="exact"/>
-              <w:ind w:rightChars="151" w:right="317" w:firstLineChars="200" w:firstLine="480"/>
-              <w:rPr>
-                <w:rFonts w:ascii="宋体" w:hAnsi="宋体"/>
-                <w:sz w:val="24"/>
-              </w:rPr>
-            </w:pPr>
-            <w:r>
-              <w:rPr>
-                <w:rFonts w:ascii="宋体" w:hAnsi="宋体"/>
-                <w:sz w:val="24"/>
-              </w:rPr>
-              <w:t>[8] Jiankang Deng, Jia Guo, et al. ArcFace: Additive Angular Margin Loss for Deep Face Recognition[C] // Proceedings of CVPR. 2019:4690</w:t>
-            </w:r>
-            <w:r>
-              <w:rPr>
-                <w:rFonts w:ascii="宋体" w:hAnsi="宋体" w:hint="eastAsia"/>
-                <w:sz w:val="24"/>
-              </w:rPr>
-              <w:t>-</w:t>
-            </w:r>
-            <w:r>
-              <w:rPr>
-                <w:rFonts w:ascii="宋体" w:hAnsi="宋体"/>
-                <w:sz w:val="24"/>
-              </w:rPr>
-              <w:t>4699.</w:t>
-            </w:r>
-          </w:p>
-          <w:p>
-            <w:pPr>
-              <w:spacing w:line="400" w:lineRule="exact"/>
-              <w:ind w:rightChars="151" w:right="317" w:firstLineChars="200" w:firstLine="480"/>
-              <w:rPr>
-                <w:rFonts w:ascii="宋体" w:hAnsi="宋体"/>
-                <w:sz w:val="24"/>
-              </w:rPr>
-            </w:pPr>
-            <w:r>
-              <w:rPr>
-                <w:rFonts w:ascii="宋体" w:hAnsi="宋体"/>
-                <w:sz w:val="24"/>
-              </w:rPr>
-              <w:t>[9] Wei Wu, Hanyang Peng, et al. YuNet: A Tiny MillisecondLevel Face Detector[J]. Machine Intelligence Research, 2023, 20(5):656</w:t>
-            </w:r>
-            <w:r>
-              <w:rPr>
-                <w:rFonts w:ascii="宋体" w:hAnsi="宋体" w:hint="eastAsia"/>
-                <w:sz w:val="24"/>
-              </w:rPr>
-              <w:t>-</w:t>
-            </w:r>
-            <w:r>
-              <w:rPr>
-                <w:rFonts w:ascii="宋体" w:hAnsi="宋体"/>
-                <w:sz w:val="24"/>
-              </w:rPr>
-              <w:t>665.</w:t>
-            </w:r>
-          </w:p>
-          <w:p>
-            <w:pPr>
-              <w:spacing w:line="400" w:lineRule="exact"/>
-              <w:ind w:rightChars="151" w:right="317" w:firstLineChars="200" w:firstLine="480"/>
-              <w:rPr>
-                <w:rFonts w:ascii="宋体" w:hAnsi="宋体"/>
-                <w:sz w:val="24"/>
-              </w:rPr>
-            </w:pPr>
-            <w:r>
-              <w:rPr>
-                <w:rFonts w:ascii="宋体" w:hAnsi="宋体"/>
-                <w:sz w:val="24"/>
-              </w:rPr>
-              <w:t xml:space="preserve">[10] Goodfellow I, Bengio Y, </w:t>
-            </w:r>
-            <w:r>
-              <w:rPr>
-                <w:rFonts w:ascii="宋体" w:hAnsi="宋体"/>
-                <w:sz w:val="24"/>
-              </w:rPr>
-              <w:t>et al.</w:t>
-            </w:r>
-            <w:r>
-              <w:rPr>
-                <w:rFonts w:ascii="宋体" w:hAnsi="宋体"/>
-                <w:sz w:val="24"/>
-              </w:rPr>
-              <w:t xml:space="preserve"> Deep Learning[M]. MIT Press, 2016.  </w:t>
-            </w:r>
-          </w:p>
-          <w:p>
-            <w:pPr>
-              <w:spacing w:line="400" w:lineRule="exact"/>
-              <w:ind w:rightChars="151" w:right="317" w:firstLineChars="200" w:firstLine="480"/>
-              <w:rPr>
-                <w:rFonts w:ascii="宋体" w:hAnsi="宋体"/>
+                <w:rFonts w:ascii="宋体" w:hAnsi="宋体" w:hint="eastAsia"/>
                 <w:b/>
                 <w:bCs/>
                 <w:sz w:val="24"/>
@@ -2790,7 +2533,7 @@
           <w:p>
             <w:pPr>
               <w:rPr>
-                <w:rFonts w:ascii="宋体" w:hAnsi="宋体"/>
+                <w:rFonts w:ascii="宋体" w:hAnsi="宋体" w:hint="eastAsia"/>
                 <w:b/>
                 <w:bCs/>
                 <w:sz w:val="24"/>
@@ -2823,7 +2566,7 @@
             <w:pPr>
               <w:jc w:val="center"/>
               <w:rPr>
-                <w:rFonts w:ascii="宋体" w:hAnsi="宋体"/>
+                <w:rFonts w:ascii="宋体" w:hAnsi="宋体" w:hint="eastAsia"/>
                 <w:b/>
                 <w:bCs/>
                 <w:sz w:val="24"/>
@@ -2849,7 +2592,7 @@
             <w:pPr>
               <w:jc w:val="center"/>
               <w:rPr>
-                <w:rFonts w:ascii="宋体" w:hAnsi="宋体"/>
+                <w:rFonts w:ascii="宋体" w:hAnsi="宋体" w:hint="eastAsia"/>
                 <w:b/>
                 <w:bCs/>
                 <w:sz w:val="24"/>
@@ -2875,7 +2618,7 @@
             <w:pPr>
               <w:jc w:val="center"/>
               <w:rPr>
-                <w:rFonts w:ascii="宋体" w:hAnsi="宋体"/>
+                <w:rFonts w:ascii="宋体" w:hAnsi="宋体" w:hint="eastAsia"/>
                 <w:b/>
                 <w:bCs/>
                 <w:sz w:val="24"/>
@@ -2906,7 +2649,7 @@
           <w:p>
             <w:pPr>
               <w:rPr>
-                <w:rFonts w:ascii="宋体" w:hAnsi="宋体"/>
+                <w:rFonts w:ascii="宋体" w:hAnsi="宋体" w:hint="eastAsia"/>
                 <w:b/>
                 <w:bCs/>
                 <w:sz w:val="24"/>
@@ -2933,7 +2676,7 @@
             <w:pPr>
               <w:ind w:firstLineChars="200" w:firstLine="440"/>
               <w:rPr>
-                <w:rFonts w:ascii="宋体" w:hAnsi="宋体"/>
+                <w:rFonts w:ascii="宋体" w:hAnsi="宋体" w:hint="eastAsia"/>
                 <w:b/>
                 <w:bCs/>
                 <w:sz w:val="24"/>
@@ -2959,7 +2702,7 @@
             <w:pPr>
               <w:ind w:firstLineChars="200" w:firstLine="440"/>
               <w:rPr>
-                <w:rFonts w:ascii="宋体" w:hAnsi="宋体"/>
+                <w:rFonts w:ascii="宋体" w:hAnsi="宋体" w:hint="eastAsia"/>
                 <w:b/>
                 <w:bCs/>
                 <w:sz w:val="24"/>
@@ -2990,7 +2733,7 @@
           <w:p>
             <w:pPr>
               <w:rPr>
-                <w:rFonts w:ascii="宋体" w:hAnsi="宋体"/>
+                <w:rFonts w:ascii="宋体" w:hAnsi="宋体" w:hint="eastAsia"/>
                 <w:b/>
                 <w:bCs/>
                 <w:sz w:val="24"/>
@@ -3016,7 +2759,7 @@
             <w:pPr>
               <w:ind w:firstLineChars="200" w:firstLine="440"/>
               <w:rPr>
-                <w:rFonts w:ascii="宋体" w:hAnsi="宋体"/>
+                <w:rFonts w:ascii="宋体" w:hAnsi="宋体" w:hint="eastAsia"/>
                 <w:b/>
                 <w:bCs/>
                 <w:sz w:val="24"/>
@@ -3029,7 +2772,7 @@
                 <w:sz w:val="22"/>
                 <w:szCs w:val="22"/>
               </w:rPr>
-              <w:t>搭建 Python、PyTorch、OpenCV 开发环境；学习 MobileNetV3 与 YuNet 原理和实现方法；整理 FER2013 数据集并完成预处理与增强策略设计。</w:t>
+              <w:t>搭建 Python、PyTorch、OpenCV 开发环境；学习MobileNetV3与YuNet原理和实现方法；整理 FER2013 数据集并完成预处理与增强策略设计。</w:t>
             </w:r>
           </w:p>
         </w:tc>
@@ -3042,7 +2785,7 @@
             <w:pPr>
               <w:ind w:firstLineChars="200" w:firstLine="440"/>
               <w:rPr>
-                <w:rFonts w:ascii="宋体" w:hAnsi="宋体"/>
+                <w:rFonts w:ascii="宋体" w:hAnsi="宋体" w:hint="eastAsia"/>
                 <w:b/>
                 <w:bCs/>
                 <w:sz w:val="24"/>
@@ -3055,27 +2798,7 @@
                 <w:sz w:val="22"/>
                 <w:szCs w:val="22"/>
               </w:rPr>
-              <w:t>掌握主要算法与工具使用方法，完成实验环境搭建与数据</w:t>
-            </w:r>
-            <w:proofErr w:type="gramStart"/>
-            <w:r>
-              <w:rPr>
-                <w:rFonts w:ascii="等线" w:eastAsia="等线" w:hAnsi="等线" w:hint="eastAsia"/>
-                <w:color w:val="000000"/>
-                <w:sz w:val="22"/>
-                <w:szCs w:val="22"/>
-              </w:rPr>
-              <w:t>集准备</w:t>
-            </w:r>
-            <w:proofErr w:type="gramEnd"/>
-            <w:r>
-              <w:rPr>
-                <w:rFonts w:ascii="等线" w:eastAsia="等线" w:hAnsi="等线" w:hint="eastAsia"/>
-                <w:color w:val="000000"/>
-                <w:sz w:val="22"/>
-                <w:szCs w:val="22"/>
-              </w:rPr>
-              <w:t>工作。</w:t>
+              <w:t>掌握主要算法与工具使用方法，完成实验环境搭建与数据集准备工作。</w:t>
             </w:r>
           </w:p>
         </w:tc>
@@ -3093,7 +2816,7 @@
           <w:p>
             <w:pPr>
               <w:rPr>
-                <w:rFonts w:ascii="宋体" w:hAnsi="宋体"/>
+                <w:rFonts w:ascii="宋体" w:hAnsi="宋体" w:hint="eastAsia"/>
                 <w:b/>
                 <w:bCs/>
                 <w:sz w:val="24"/>
@@ -3119,7 +2842,7 @@
             <w:pPr>
               <w:ind w:firstLineChars="200" w:firstLine="440"/>
               <w:rPr>
-                <w:rFonts w:ascii="宋体" w:hAnsi="宋体"/>
+                <w:rFonts w:ascii="宋体" w:hAnsi="宋体" w:hint="eastAsia"/>
                 <w:b/>
                 <w:bCs/>
                 <w:sz w:val="24"/>
@@ -3132,27 +2855,7 @@
                 <w:sz w:val="22"/>
                 <w:szCs w:val="22"/>
               </w:rPr>
-              <w:t>搭建并训练基于 MobileNetV3 的表情识别模型；</w:t>
-            </w:r>
-            <w:proofErr w:type="gramStart"/>
-            <w:r>
-              <w:rPr>
-                <w:rFonts w:ascii="等线" w:eastAsia="等线" w:hAnsi="等线" w:hint="eastAsia"/>
-                <w:color w:val="000000"/>
-                <w:sz w:val="22"/>
-                <w:szCs w:val="22"/>
-              </w:rPr>
-              <w:t>调参和</w:t>
-            </w:r>
-            <w:proofErr w:type="gramEnd"/>
-            <w:r>
-              <w:rPr>
-                <w:rFonts w:ascii="等线" w:eastAsia="等线" w:hAnsi="等线" w:hint="eastAsia"/>
-                <w:color w:val="000000"/>
-                <w:sz w:val="22"/>
-                <w:szCs w:val="22"/>
-              </w:rPr>
-              <w:t>对比不同模型结构，初步完成模型性能评估。</w:t>
+              <w:t>搭建并训练基于MobileNetV3的表情识别模型；调参和对比不同模型结构，初步完成模型性能评估。</w:t>
             </w:r>
           </w:p>
         </w:tc>
@@ -3165,7 +2868,7 @@
             <w:pPr>
               <w:ind w:firstLineChars="200" w:firstLine="440"/>
               <w:rPr>
-                <w:rFonts w:ascii="宋体" w:hAnsi="宋体"/>
+                <w:rFonts w:ascii="宋体" w:hAnsi="宋体" w:hint="eastAsia"/>
                 <w:b/>
                 <w:bCs/>
                 <w:sz w:val="24"/>
@@ -3196,7 +2899,7 @@
           <w:p>
             <w:pPr>
               <w:rPr>
-                <w:rFonts w:ascii="宋体" w:hAnsi="宋体"/>
+                <w:rFonts w:ascii="宋体" w:hAnsi="宋体" w:hint="eastAsia"/>
                 <w:b/>
                 <w:bCs/>
                 <w:sz w:val="24"/>
@@ -3222,7 +2925,7 @@
             <w:pPr>
               <w:ind w:firstLineChars="200" w:firstLine="440"/>
               <w:rPr>
-                <w:rFonts w:ascii="宋体" w:hAnsi="宋体"/>
+                <w:rFonts w:ascii="宋体" w:hAnsi="宋体" w:hint="eastAsia"/>
                 <w:b/>
                 <w:bCs/>
                 <w:sz w:val="24"/>
@@ -3235,7 +2938,7 @@
                 <w:sz w:val="22"/>
                 <w:szCs w:val="22"/>
               </w:rPr>
-              <w:t>集成 YuNet 人脸检测与关键点定位模块；完成 PC 端实时表情识别系统开发，实现摄像头实时检测与识别功能。</w:t>
+              <w:t>集成YuNet人脸检测与关键点定位模块；完成PC端实时表情识别系统开发，实现摄像头实时检测与识别功能。</w:t>
             </w:r>
           </w:p>
         </w:tc>
@@ -3248,7 +2951,7 @@
             <w:pPr>
               <w:ind w:firstLineChars="200" w:firstLine="440"/>
               <w:rPr>
-                <w:rFonts w:ascii="宋体" w:hAnsi="宋体"/>
+                <w:rFonts w:ascii="宋体" w:hAnsi="宋体" w:hint="eastAsia"/>
                 <w:b/>
                 <w:bCs/>
                 <w:sz w:val="24"/>
@@ -3261,7 +2964,7 @@
                 <w:sz w:val="22"/>
                 <w:szCs w:val="22"/>
               </w:rPr>
-              <w:t>完成 PC 端端到端系统，实现基本功能并具备实时识别能力。</w:t>
+              <w:t>完成PC端端到端系统，实现基本功能并具备实时识别能力。</w:t>
             </w:r>
           </w:p>
         </w:tc>
@@ -3279,7 +2982,7 @@
           <w:p>
             <w:pPr>
               <w:rPr>
-                <w:rFonts w:ascii="宋体" w:hAnsi="宋体"/>
+                <w:rFonts w:ascii="宋体" w:hAnsi="宋体" w:hint="eastAsia"/>
                 <w:b/>
                 <w:bCs/>
                 <w:sz w:val="24"/>
@@ -3305,7 +3008,7 @@
             <w:pPr>
               <w:ind w:firstLineChars="200" w:firstLine="440"/>
               <w:rPr>
-                <w:rFonts w:ascii="宋体" w:hAnsi="宋体"/>
+                <w:rFonts w:ascii="宋体" w:hAnsi="宋体" w:hint="eastAsia"/>
                 <w:b/>
                 <w:bCs/>
                 <w:sz w:val="24"/>
@@ -3318,7 +3021,7 @@
                 <w:sz w:val="22"/>
                 <w:szCs w:val="22"/>
               </w:rPr>
-              <w:t>将系统迁移至树莓派5 平台，进行模型部署与性能优化；对系统进行全面测试与结果分析；撰写毕业设计初稿。</w:t>
+              <w:t>将系统迁移至树莓派5平台，进行模型部署与性能优化；对系统进行全面测试与结果分析；撰写毕业设计初稿。</w:t>
             </w:r>
           </w:p>
         </w:tc>
@@ -3331,7 +3034,7 @@
             <w:pPr>
               <w:ind w:firstLineChars="200" w:firstLine="440"/>
               <w:rPr>
-                <w:rFonts w:ascii="宋体" w:hAnsi="宋体"/>
+                <w:rFonts w:ascii="宋体" w:hAnsi="宋体" w:hint="eastAsia"/>
                 <w:b/>
                 <w:bCs/>
                 <w:sz w:val="24"/>
@@ -3362,7 +3065,7 @@
           <w:p>
             <w:pPr>
               <w:rPr>
-                <w:rFonts w:ascii="宋体" w:hAnsi="宋体"/>
+                <w:rFonts w:ascii="宋体" w:hAnsi="宋体" w:hint="eastAsia"/>
                 <w:b/>
                 <w:bCs/>
                 <w:sz w:val="24"/>
@@ -3388,7 +3091,7 @@
             <w:pPr>
               <w:ind w:firstLineChars="200" w:firstLine="440"/>
               <w:rPr>
-                <w:rFonts w:ascii="宋体" w:hAnsi="宋体"/>
+                <w:rFonts w:ascii="宋体" w:hAnsi="宋体" w:hint="eastAsia"/>
                 <w:b/>
                 <w:bCs/>
                 <w:sz w:val="24"/>
@@ -3414,7 +3117,7 @@
             <w:pPr>
               <w:ind w:firstLineChars="200" w:firstLine="440"/>
               <w:rPr>
-                <w:rFonts w:ascii="宋体" w:hAnsi="宋体"/>
+                <w:rFonts w:ascii="宋体" w:hAnsi="宋体" w:hint="eastAsia"/>
                 <w:b/>
                 <w:bCs/>
                 <w:sz w:val="24"/>
@@ -3446,7 +3149,7 @@
             <w:pPr>
               <w:jc w:val="center"/>
               <w:rPr>
-                <w:rFonts w:ascii="宋体" w:hAnsi="宋体"/>
+                <w:rFonts w:ascii="宋体" w:hAnsi="宋体" w:hint="eastAsia"/>
                 <w:b/>
                 <w:bCs/>
                 <w:sz w:val="24"/>
@@ -3475,7 +3178,7 @@
               <w:spacing w:line="360" w:lineRule="auto"/>
               <w:ind w:firstLineChars="200" w:firstLine="482"/>
               <w:rPr>
-                <w:rFonts w:ascii="宋体" w:hAnsi="宋体"/>
+                <w:rFonts w:ascii="宋体" w:hAnsi="宋体" w:hint="eastAsia"/>
                 <w:sz w:val="24"/>
               </w:rPr>
             </w:pPr>
@@ -3502,16 +3205,16 @@
               <w:spacing w:line="360" w:lineRule="auto"/>
               <w:ind w:firstLineChars="200" w:firstLine="480"/>
               <w:rPr>
-                <w:rFonts w:ascii="宋体" w:hAnsi="宋体"/>
-                <w:sz w:val="24"/>
-              </w:rPr>
-            </w:pPr>
-            <w:r>
-              <w:rPr>
-                <w:rFonts w:ascii="宋体" w:hAnsi="宋体" w:hint="eastAsia"/>
-                <w:sz w:val="24"/>
-              </w:rPr>
-              <w:t>配备 RTX3060 GPU 的高性能 PC，用于模型训练与测试； 树莓派5 嵌入式平台，用于模型部署与实时识别实验； 摄像头采集设备（H052</w:t>
+                <w:rFonts w:ascii="宋体" w:hAnsi="宋体" w:hint="eastAsia"/>
+                <w:sz w:val="24"/>
+              </w:rPr>
+            </w:pPr>
+            <w:r>
+              <w:rPr>
+                <w:rFonts w:ascii="宋体" w:hAnsi="宋体" w:hint="eastAsia"/>
+                <w:sz w:val="24"/>
+              </w:rPr>
+              <w:t>配备RTX3060 GPU的高性能PC，用于模型训练与测试；树莓派5嵌入式平台，用于模型部署与实时识别实验； 摄像头采集设备（H052</w:t>
             </w:r>
             <w:r>
               <w:rPr>
@@ -3534,7 +3237,7 @@
               <w:spacing w:line="360" w:lineRule="auto"/>
               <w:ind w:firstLineChars="200" w:firstLine="482"/>
               <w:rPr>
-                <w:rFonts w:ascii="宋体" w:hAnsi="宋体"/>
+                <w:rFonts w:ascii="宋体" w:hAnsi="宋体" w:hint="eastAsia"/>
                 <w:b/>
                 <w:bCs/>
                 <w:sz w:val="24"/>
@@ -3556,16 +3259,16 @@
               <w:spacing w:line="360" w:lineRule="auto"/>
               <w:ind w:firstLineChars="200" w:firstLine="480"/>
               <w:rPr>
-                <w:rFonts w:ascii="宋体" w:hAnsi="宋体"/>
-                <w:sz w:val="24"/>
-              </w:rPr>
-            </w:pPr>
-            <w:r>
-              <w:rPr>
-                <w:rFonts w:ascii="宋体" w:hAnsi="宋体" w:hint="eastAsia"/>
-                <w:sz w:val="24"/>
-              </w:rPr>
-              <w:t xml:space="preserve">Python、PyTorch 深度学习框架及相关依赖库； OpenCV 4.10.0 及 YuNet（2023 版本）模型文件； 用于代码开发与调试的集成开发环境（PyCharm）。 </w:t>
+                <w:rFonts w:ascii="宋体" w:hAnsi="宋体" w:hint="eastAsia"/>
+                <w:sz w:val="24"/>
+              </w:rPr>
+            </w:pPr>
+            <w:r>
+              <w:rPr>
+                <w:rFonts w:ascii="宋体" w:hAnsi="宋体" w:hint="eastAsia"/>
+                <w:sz w:val="24"/>
+              </w:rPr>
+              <w:t>Python、PyTorch深度学习框架及相关依赖库；OpenCV 4.10.0及YuNet（2023版本）模型文件；用于代码开发与调试的集成开发环境（PyCharm）。</w:t>
             </w:r>
           </w:p>
           <w:p>
@@ -3574,7 +3277,7 @@
               <w:spacing w:line="360" w:lineRule="auto"/>
               <w:ind w:firstLineChars="200" w:firstLine="482"/>
               <w:rPr>
-                <w:rFonts w:ascii="宋体" w:hAnsi="宋体"/>
+                <w:rFonts w:ascii="宋体" w:hAnsi="宋体" w:hint="eastAsia"/>
                 <w:b/>
                 <w:bCs/>
                 <w:sz w:val="24"/>
@@ -3605,7 +3308,7 @@
               <w:spacing w:line="360" w:lineRule="auto"/>
               <w:ind w:firstLineChars="200" w:firstLine="480"/>
               <w:rPr>
-                <w:rFonts w:ascii="宋体" w:hAnsi="宋体"/>
+                <w:rFonts w:ascii="宋体" w:hAnsi="宋体" w:hint="eastAsia"/>
                 <w:sz w:val="24"/>
               </w:rPr>
             </w:pPr>
@@ -3633,7 +3336,7 @@
             <w:pPr>
               <w:jc w:val="center"/>
               <w:rPr>
-                <w:rFonts w:ascii="宋体" w:hAnsi="宋体"/>
+                <w:rFonts w:ascii="宋体" w:hAnsi="宋体" w:hint="eastAsia"/>
                 <w:b/>
                 <w:bCs/>
                 <w:sz w:val="24"/>
@@ -3653,7 +3356,7 @@
             <w:pPr>
               <w:jc w:val="center"/>
               <w:rPr>
-                <w:rFonts w:ascii="宋体" w:hAnsi="宋体"/>
+                <w:rFonts w:ascii="宋体" w:hAnsi="宋体" w:hint="eastAsia"/>
                 <w:b/>
                 <w:bCs/>
                 <w:sz w:val="24"/>
@@ -3682,7 +3385,7 @@
               <w:spacing w:line="360" w:lineRule="auto"/>
               <w:ind w:firstLineChars="200" w:firstLine="482"/>
               <w:rPr>
-                <w:rFonts w:ascii="宋体" w:hAnsi="宋体"/>
+                <w:rFonts w:ascii="宋体" w:hAnsi="宋体" w:hint="eastAsia"/>
                 <w:b/>
                 <w:bCs/>
                 <w:color w:val="FF0000"/>
@@ -3706,7 +3409,7 @@
               <w:spacing w:line="360" w:lineRule="auto"/>
               <w:ind w:firstLineChars="200" w:firstLine="482"/>
               <w:rPr>
-                <w:rFonts w:ascii="宋体" w:hAnsi="宋体"/>
+                <w:rFonts w:ascii="宋体" w:hAnsi="宋体" w:hint="eastAsia"/>
                 <w:b/>
                 <w:bCs/>
                 <w:color w:val="FF0000"/>
@@ -3721,7 +3424,6 @@
                 <w:color w:val="FF0000"/>
                 <w:sz w:val="24"/>
               </w:rPr>
-              <w:lastRenderedPageBreak/>
               <w:t>同意开题</w:t>
             </w:r>
           </w:p>
@@ -3731,7 +3433,7 @@
               <w:spacing w:line="360" w:lineRule="auto"/>
               <w:jc w:val="right"/>
               <w:rPr>
-                <w:rFonts w:ascii="宋体" w:hAnsi="宋体"/>
+                <w:rFonts w:ascii="宋体" w:hAnsi="宋体" w:hint="eastAsia"/>
                 <w:b/>
                 <w:bCs/>
                 <w:sz w:val="24"/>
@@ -3899,7 +3601,7 @@
             <w:pPr>
               <w:jc w:val="center"/>
               <w:rPr>
-                <w:rFonts w:ascii="宋体" w:hAnsi="宋体"/>
+                <w:rFonts w:ascii="宋体" w:hAnsi="宋体" w:hint="eastAsia"/>
                 <w:b/>
                 <w:bCs/>
                 <w:sz w:val="24"/>
@@ -3920,7 +3622,7 @@
             <w:pPr>
               <w:jc w:val="center"/>
               <w:rPr>
-                <w:rFonts w:ascii="宋体" w:hAnsi="宋体"/>
+                <w:rFonts w:ascii="宋体" w:hAnsi="宋体" w:hint="eastAsia"/>
                 <w:b/>
                 <w:bCs/>
                 <w:sz w:val="24"/>
@@ -3949,7 +3651,7 @@
               <w:spacing w:line="360" w:lineRule="auto"/>
               <w:ind w:firstLineChars="200" w:firstLine="482"/>
               <w:rPr>
-                <w:rFonts w:ascii="宋体" w:hAnsi="宋体"/>
+                <w:rFonts w:ascii="宋体" w:hAnsi="宋体" w:hint="eastAsia"/>
                 <w:b/>
                 <w:bCs/>
                 <w:color w:val="FF0000"/>
@@ -3973,7 +3675,7 @@
               <w:spacing w:line="360" w:lineRule="auto"/>
               <w:ind w:firstLineChars="200" w:firstLine="482"/>
               <w:rPr>
-                <w:rFonts w:ascii="宋体" w:hAnsi="宋体"/>
+                <w:rFonts w:ascii="宋体" w:hAnsi="宋体" w:hint="eastAsia"/>
                 <w:b/>
                 <w:bCs/>
                 <w:sz w:val="24"/>
@@ -3996,7 +3698,7 @@
               <w:spacing w:line="360" w:lineRule="auto"/>
               <w:jc w:val="right"/>
               <w:rPr>
-                <w:rFonts w:ascii="宋体" w:hAnsi="宋体"/>
+                <w:rFonts w:ascii="宋体" w:hAnsi="宋体" w:hint="eastAsia"/>
                 <w:b/>
                 <w:bCs/>
                 <w:sz w:val="24"/>
